--- a/OmniBlend_Implementation_Lifecycle.docx
+++ b/OmniBlend_Implementation_Lifecycle.docx
@@ -30899,6 +30899,2344 @@
     <w:p>
       <w:pPr>
         <w:spacing w:before="120" w:after="40"/>
+      </w:pPr>
+    </w:p>
+    <w:p>
+      <w:pPr>
+        <w:shd w:val="clear" w:color="auto" w:fill="0B3D91"/>
+        <w:spacing w:before="200" w:after="80"/>
+        <w:ind w:left="200" w:right="200"/>
+      </w:pPr>
+      <w:r>
+        <w:rPr>
+          <w:b/>
+          <w:bCs/>
+          <w:color w:val="FFFFFF"/>
+          <w:sz w:val="24"/>
+          <w:szCs w:val="24"/>
+        </w:rPr>
+        <w:t>ANNEX A — DOCUMENT ASSISTANT MODULE (D0–D6 RAG)</w:t>
+      </w:r>
+    </w:p>
+    <w:p>
+      <w:pPr>
+        <w:spacing w:before="60" w:after="60"/>
+        <w:ind w:left="200" w:right="200"/>
+      </w:pPr>
+      <w:r>
+        <w:rPr>
+          <w:sz w:val="20"/>
+          <w:szCs w:val="20"/>
+        </w:rPr>
+        <w:t xml:space="preserve">NOTE: This module is fully built in the current simulator but is absent from the main Implementation Lifecycle plan above. It is an additional capability delivered as part of the simulator shell and is documented here for completeness and traceability.</w:t>
+      </w:r>
+    </w:p>
+    <w:p>
+      <w:pPr>
+        <w:spacing w:before="80" w:after="80"/>
+      </w:pPr>
+    </w:p>
+    <w:p>
+      <w:pPr>
+        <w:shd w:val="clear" w:color="auto" w:fill="EEF4F8"/>
+        <w:spacing w:before="120" w:after="40"/>
+        <w:ind w:left="200" w:right="200"/>
+      </w:pPr>
+      <w:r>
+        <w:rPr>
+          <w:b/>
+          <w:bCs/>
+          <w:color w:val="0B3D91"/>
+          <w:sz w:val="22"/>
+          <w:szCs w:val="22"/>
+        </w:rPr>
+        <w:t>A.1  Module Overview</w:t>
+      </w:r>
+    </w:p>
+    <w:p>
+      <w:pPr>
+        <w:spacing w:before="60" w:after="60"/>
+        <w:ind w:left="400" w:right="200"/>
+      </w:pPr>
+      <w:r>
+        <w:rPr>
+          <w:sz w:val="20"/>
+          <w:szCs w:val="20"/>
+        </w:rPr>
+        <w:t xml:space="preserve">The Document Assistant is an eighth simulator module providing Retrieval-Augmented Generation (RAG) search across seven internal OmniBlend knowledge-base documents (D0–D6). It enables operators and engineers to query technical standards, batch records, SCADA tag registers, cybersecurity assessments, process maps, QC procedures, and LIMS specifications using natural language, with answers generated by an Ollama LLM and attributed to specific source documents.</w:t>
+      </w:r>
+    </w:p>
+    <w:p>
+      <w:pPr>
+        <w:spacing w:before="60" w:after="60"/>
+        <w:ind w:left="400" w:right="200"/>
+      </w:pPr>
+      <w:r>
+        <w:rPr>
+          <w:sz w:val="20"/>
+          <w:szCs w:val="20"/>
+        </w:rPr>
+        <w:t xml:space="preserve">Implementation: DocumentAssistantPage.tsx (624 lines) | Backend: document_rag.py | State: docAssistantStore (Zustand) | APIs: /api/v1/ai/doc-query, /api/v1/ai/doc-status, /api/v1/ai/doc-content/{doc_id}</w:t>
+      </w:r>
+    </w:p>
+    <w:p>
+      <w:pPr>
+        <w:spacing w:before="80" w:after="80"/>
+      </w:pPr>
+    </w:p>
+    <w:p>
+      <w:pPr>
+        <w:shd w:val="clear" w:color="auto" w:fill="EEF4F8"/>
+        <w:spacing w:before="120" w:after="40"/>
+        <w:ind w:left="200" w:right="200"/>
+      </w:pPr>
+      <w:r>
+        <w:rPr>
+          <w:b/>
+          <w:bCs/>
+          <w:color w:val="0B3D91"/>
+          <w:sz w:val="22"/>
+          <w:szCs w:val="22"/>
+        </w:rPr>
+        <w:t>A.2  Technology Stack</w:t>
+      </w:r>
+    </w:p>
+    <w:tbl>
+      <w:tblPr>
+        <w:tblW w:w="0" w:type="auto"/>
+        <w:tblBorders>
+          <w:top w:val="single" w:sz="4" w:space="0" w:color="BBBBBB"/>
+          <w:left w:val="single" w:sz="4" w:space="0" w:color="BBBBBB"/>
+          <w:bottom w:val="single" w:sz="4" w:space="0" w:color="BBBBBB"/>
+          <w:right w:val="single" w:sz="4" w:space="0" w:color="BBBBBB"/>
+          <w:insideH w:val="single" w:sz="4" w:space="0" w:color="BBBBBB"/>
+          <w:insideV w:val="single" w:sz="4" w:space="0" w:color="BBBBBB"/>
+        </w:tblBorders>
+        <w:tblCellMar>
+          <w:top w:w="80" w:type="dxa"/>
+          <w:left w:w="120" w:type="dxa"/>
+          <w:bottom w:w="80" w:type="dxa"/>
+          <w:right w:w="120" w:type="dxa"/>
+        </w:tblCellMar>
+      </w:tblPr>
+      <w:tr>
+        <w:tc>
+          <w:tcPr>
+            <w:tcBorders>
+              <w:top w:val="single" w:sz="4" w:space="0" w:color="BBBBBB"/>
+              <w:left w:val="single" w:sz="4" w:space="0" w:color="BBBBBB"/>
+              <w:bottom w:val="single" w:sz="4" w:space="0" w:color="BBBBBB"/>
+              <w:right w:val="single" w:sz="4" w:space="0" w:color="BBBBBB"/>
+            </w:tcBorders>
+            <w:shd w:val="clear" w:color="auto" w:fill="1B4F8A"/>
+            <w:tcMar>
+              <w:top w:w="80" w:type="dxa"/>
+              <w:left w:w="120" w:type="dxa"/>
+              <w:bottom w:w="80" w:type="dxa"/>
+              <w:right w:w="120" w:type="dxa"/>
+            </w:tcMar>
+            <w:vAlign w:val="center"/>
+          </w:tcPr>
+          <w:p>
+            <w:pPr>
+              <w:spacing w:before="0" w:after="0"/>
+            </w:pPr>
+            <w:r>
+              <w:rPr>
+                <w:b/>
+                <w:bCs/>
+                <w:color w:val="FFFFFF"/>
+                <w:sz w:val="18"/>
+                <w:szCs w:val="18"/>
+              </w:rPr>
+              <w:t xml:space="preserve">Component</w:t>
+            </w:r>
+          </w:p>
+        </w:tc>
+        <w:tc>
+          <w:tcPr>
+            <w:tcBorders>
+              <w:top w:val="single" w:sz="4" w:space="0" w:color="BBBBBB"/>
+              <w:left w:val="single" w:sz="4" w:space="0" w:color="BBBBBB"/>
+              <w:bottom w:val="single" w:sz="4" w:space="0" w:color="BBBBBB"/>
+              <w:right w:val="single" w:sz="4" w:space="0" w:color="BBBBBB"/>
+            </w:tcBorders>
+            <w:shd w:val="clear" w:color="auto" w:fill="1B4F8A"/>
+            <w:tcMar>
+              <w:top w:w="80" w:type="dxa"/>
+              <w:left w:w="120" w:type="dxa"/>
+              <w:bottom w:w="80" w:type="dxa"/>
+              <w:right w:w="120" w:type="dxa"/>
+            </w:tcMar>
+            <w:vAlign w:val="center"/>
+          </w:tcPr>
+          <w:p>
+            <w:pPr>
+              <w:spacing w:before="0" w:after="0"/>
+            </w:pPr>
+            <w:r>
+              <w:rPr>
+                <w:b/>
+                <w:bCs/>
+                <w:color w:val="FFFFFF"/>
+                <w:sz w:val="18"/>
+                <w:szCs w:val="18"/>
+              </w:rPr>
+              <w:t xml:space="preserve">Role</w:t>
+            </w:r>
+          </w:p>
+        </w:tc>
+      </w:tr>
+      <w:tr>
+        <w:tc>
+          <w:tcPr>
+            <w:tcBorders>
+              <w:top w:val="single" w:sz="4" w:space="0" w:color="BBBBBB"/>
+              <w:left w:val="single" w:sz="4" w:space="0" w:color="BBBBBB"/>
+              <w:bottom w:val="single" w:sz="4" w:space="0" w:color="BBBBBB"/>
+              <w:right w:val="single" w:sz="4" w:space="0" w:color="BBBBBB"/>
+            </w:tcBorders>
+            <w:shd w:val="clear" w:color="auto" w:fill="F5F8FC"/>
+            <w:tcMar>
+              <w:top w:w="80" w:type="dxa"/>
+              <w:left w:w="120" w:type="dxa"/>
+              <w:bottom w:w="80" w:type="dxa"/>
+              <w:right w:w="120" w:type="dxa"/>
+            </w:tcMar>
+            <w:vAlign w:val="center"/>
+          </w:tcPr>
+          <w:p>
+            <w:pPr>
+              <w:spacing w:before="0" w:after="0"/>
+            </w:pPr>
+            <w:r>
+              <w:rPr>
+                <w:color w:val="1A1A2E"/>
+                <w:sz w:val="18"/>
+                <w:szCs w:val="18"/>
+              </w:rPr>
+              <w:t xml:space="preserve">Ollama LLM</w:t>
+            </w:r>
+          </w:p>
+        </w:tc>
+        <w:tc>
+          <w:tcPr>
+            <w:tcBorders>
+              <w:top w:val="single" w:sz="4" w:space="0" w:color="BBBBBB"/>
+              <w:left w:val="single" w:sz="4" w:space="0" w:color="BBBBBB"/>
+              <w:bottom w:val="single" w:sz="4" w:space="0" w:color="BBBBBB"/>
+              <w:right w:val="single" w:sz="4" w:space="0" w:color="BBBBBB"/>
+            </w:tcBorders>
+            <w:shd w:val="clear" w:color="auto" w:fill="F5F8FC"/>
+            <w:tcMar>
+              <w:top w:w="80" w:type="dxa"/>
+              <w:left w:w="120" w:type="dxa"/>
+              <w:bottom w:w="80" w:type="dxa"/>
+              <w:right w:w="120" w:type="dxa"/>
+            </w:tcMar>
+            <w:vAlign w:val="center"/>
+          </w:tcPr>
+          <w:p>
+            <w:pPr>
+              <w:spacing w:before="0" w:after="0"/>
+            </w:pPr>
+            <w:r>
+              <w:rPr>
+                <w:color w:val="1A1A2E"/>
+                <w:sz w:val="18"/>
+                <w:szCs w:val="18"/>
+              </w:rPr>
+              <w:t xml:space="preserve">Local language model; synthesises retrieved passages into coherent answers</w:t>
+            </w:r>
+          </w:p>
+        </w:tc>
+      </w:tr>
+      <w:tr>
+        <w:tc>
+          <w:tcPr>
+            <w:tcBorders>
+              <w:top w:val="single" w:sz="4" w:space="0" w:color="BBBBBB"/>
+              <w:left w:val="single" w:sz="4" w:space="0" w:color="BBBBBB"/>
+              <w:bottom w:val="single" w:sz="4" w:space="0" w:color="BBBBBB"/>
+              <w:right w:val="single" w:sz="4" w:space="0" w:color="BBBBBB"/>
+            </w:tcBorders>
+            <w:shd w:val="clear" w:color="auto" w:fill="F5F8FC"/>
+            <w:tcMar>
+              <w:top w:w="80" w:type="dxa"/>
+              <w:left w:w="120" w:type="dxa"/>
+              <w:bottom w:w="80" w:type="dxa"/>
+              <w:right w:w="120" w:type="dxa"/>
+            </w:tcMar>
+            <w:vAlign w:val="center"/>
+          </w:tcPr>
+          <w:p>
+            <w:pPr>
+              <w:spacing w:before="0" w:after="0"/>
+            </w:pPr>
+            <w:r>
+              <w:rPr>
+                <w:color w:val="1A1A2E"/>
+                <w:sz w:val="18"/>
+                <w:szCs w:val="18"/>
+              </w:rPr>
+              <w:t xml:space="preserve">Sentence-Transformer Embeddings</w:t>
+            </w:r>
+          </w:p>
+        </w:tc>
+        <w:tc>
+          <w:tcPr>
+            <w:tcBorders>
+              <w:top w:val="single" w:sz="4" w:space="0" w:color="BBBBBB"/>
+              <w:left w:val="single" w:sz="4" w:space="0" w:color="BBBBBB"/>
+              <w:bottom w:val="single" w:sz="4" w:space="0" w:color="BBBBBB"/>
+              <w:right w:val="single" w:sz="4" w:space="0" w:color="BBBBBB"/>
+            </w:tcBorders>
+            <w:shd w:val="clear" w:color="auto" w:fill="F5F8FC"/>
+            <w:tcMar>
+              <w:top w:w="80" w:type="dxa"/>
+              <w:left w:w="120" w:type="dxa"/>
+              <w:bottom w:w="80" w:type="dxa"/>
+              <w:right w:w="120" w:type="dxa"/>
+            </w:tcMar>
+            <w:vAlign w:val="center"/>
+          </w:tcPr>
+          <w:p>
+            <w:pPr>
+              <w:spacing w:before="0" w:after="0"/>
+            </w:pPr>
+            <w:r>
+              <w:rPr>
+                <w:color w:val="1A1A2E"/>
+                <w:sz w:val="18"/>
+                <w:szCs w:val="18"/>
+              </w:rPr>
+              <w:t xml:space="preserve">Converts query and document chunks into vectors for similarity ranking</w:t>
+            </w:r>
+          </w:p>
+        </w:tc>
+      </w:tr>
+      <w:tr>
+        <w:tc>
+          <w:tcPr>
+            <w:tcBorders>
+              <w:top w:val="single" w:sz="4" w:space="0" w:color="BBBBBB"/>
+              <w:left w:val="single" w:sz="4" w:space="0" w:color="BBBBBB"/>
+              <w:bottom w:val="single" w:sz="4" w:space="0" w:color="BBBBBB"/>
+              <w:right w:val="single" w:sz="4" w:space="0" w:color="BBBBBB"/>
+            </w:tcBorders>
+            <w:shd w:val="clear" w:color="auto" w:fill="F5F8FC"/>
+            <w:tcMar>
+              <w:top w:w="80" w:type="dxa"/>
+              <w:left w:w="120" w:type="dxa"/>
+              <w:bottom w:w="80" w:type="dxa"/>
+              <w:right w:w="120" w:type="dxa"/>
+            </w:tcMar>
+            <w:vAlign w:val="center"/>
+          </w:tcPr>
+          <w:p>
+            <w:pPr>
+              <w:spacing w:before="0" w:after="0"/>
+            </w:pPr>
+            <w:r>
+              <w:rPr>
+                <w:color w:val="1A1A2E"/>
+                <w:sz w:val="18"/>
+                <w:szCs w:val="18"/>
+              </w:rPr>
+              <w:t xml:space="preserve">Vector Store (in-memory)</w:t>
+            </w:r>
+          </w:p>
+        </w:tc>
+        <w:tc>
+          <w:tcPr>
+            <w:tcBorders>
+              <w:top w:val="single" w:sz="4" w:space="0" w:color="BBBBBB"/>
+              <w:left w:val="single" w:sz="4" w:space="0" w:color="BBBBBB"/>
+              <w:bottom w:val="single" w:sz="4" w:space="0" w:color="BBBBBB"/>
+              <w:right w:val="single" w:sz="4" w:space="0" w:color="BBBBBB"/>
+            </w:tcBorders>
+            <w:shd w:val="clear" w:color="auto" w:fill="F5F8FC"/>
+            <w:tcMar>
+              <w:top w:w="80" w:type="dxa"/>
+              <w:left w:w="120" w:type="dxa"/>
+              <w:bottom w:w="80" w:type="dxa"/>
+              <w:right w:w="120" w:type="dxa"/>
+            </w:tcMar>
+            <w:vAlign w:val="center"/>
+          </w:tcPr>
+          <w:p>
+            <w:pPr>
+              <w:spacing w:before="0" w:after="0"/>
+            </w:pPr>
+            <w:r>
+              <w:rPr>
+                <w:color w:val="1A1A2E"/>
+                <w:sz w:val="18"/>
+                <w:szCs w:val="18"/>
+              </w:rPr>
+              <w:t xml:space="preserve">Cosine similarity over chunk embeddings; returns top-K passages to LLM</w:t>
+            </w:r>
+          </w:p>
+        </w:tc>
+      </w:tr>
+      <w:tr>
+        <w:tc>
+          <w:tcPr>
+            <w:tcBorders>
+              <w:top w:val="single" w:sz="4" w:space="0" w:color="BBBBBB"/>
+              <w:left w:val="single" w:sz="4" w:space="0" w:color="BBBBBB"/>
+              <w:bottom w:val="single" w:sz="4" w:space="0" w:color="BBBBBB"/>
+              <w:right w:val="single" w:sz="4" w:space="0" w:color="BBBBBB"/>
+            </w:tcBorders>
+            <w:shd w:val="clear" w:color="auto" w:fill="F5F8FC"/>
+            <w:tcMar>
+              <w:top w:w="80" w:type="dxa"/>
+              <w:left w:w="120" w:type="dxa"/>
+              <w:bottom w:w="80" w:type="dxa"/>
+              <w:right w:w="120" w:type="dxa"/>
+            </w:tcMar>
+            <w:vAlign w:val="center"/>
+          </w:tcPr>
+          <w:p>
+            <w:pPr>
+              <w:spacing w:before="0" w:after="0"/>
+            </w:pPr>
+            <w:r>
+              <w:rPr>
+                <w:color w:val="1A1A2E"/>
+                <w:sz w:val="18"/>
+                <w:szCs w:val="18"/>
+              </w:rPr>
+              <w:t xml:space="preserve">FastAPI (/api/v1/ai/)</w:t>
+            </w:r>
+          </w:p>
+        </w:tc>
+        <w:tc>
+          <w:tcPr>
+            <w:tcBorders>
+              <w:top w:val="single" w:sz="4" w:space="0" w:color="BBBBBB"/>
+              <w:left w:val="single" w:sz="4" w:space="0" w:color="BBBBBB"/>
+              <w:bottom w:val="single" w:sz="4" w:space="0" w:color="BBBBBB"/>
+              <w:right w:val="single" w:sz="4" w:space="0" w:color="BBBBBB"/>
+            </w:tcBorders>
+            <w:shd w:val="clear" w:color="auto" w:fill="F5F8FC"/>
+            <w:tcMar>
+              <w:top w:w="80" w:type="dxa"/>
+              <w:left w:w="120" w:type="dxa"/>
+              <w:bottom w:w="80" w:type="dxa"/>
+              <w:right w:w="120" w:type="dxa"/>
+            </w:tcMar>
+            <w:vAlign w:val="center"/>
+          </w:tcPr>
+          <w:p>
+            <w:pPr>
+              <w:spacing w:before="0" w:after="0"/>
+            </w:pPr>
+            <w:r>
+              <w:rPr>
+                <w:color w:val="1A1A2E"/>
+                <w:sz w:val="18"/>
+                <w:szCs w:val="18"/>
+              </w:rPr>
+              <w:t xml:space="preserve">doc-query (POST), doc-status (GET), doc-content/{id} (GET)</w:t>
+            </w:r>
+          </w:p>
+        </w:tc>
+      </w:tr>
+      <w:tr>
+        <w:tc>
+          <w:tcPr>
+            <w:tcBorders>
+              <w:top w:val="single" w:sz="4" w:space="0" w:color="BBBBBB"/>
+              <w:left w:val="single" w:sz="4" w:space="0" w:color="BBBBBB"/>
+              <w:bottom w:val="single" w:sz="4" w:space="0" w:color="BBBBBB"/>
+              <w:right w:val="single" w:sz="4" w:space="0" w:color="BBBBBB"/>
+            </w:tcBorders>
+            <w:shd w:val="clear" w:color="auto" w:fill="F5F8FC"/>
+            <w:tcMar>
+              <w:top w:w="80" w:type="dxa"/>
+              <w:left w:w="120" w:type="dxa"/>
+              <w:bottom w:w="80" w:type="dxa"/>
+              <w:right w:w="120" w:type="dxa"/>
+            </w:tcMar>
+            <w:vAlign w:val="center"/>
+          </w:tcPr>
+          <w:p>
+            <w:pPr>
+              <w:spacing w:before="0" w:after="0"/>
+            </w:pPr>
+            <w:r>
+              <w:rPr>
+                <w:color w:val="1A1A2E"/>
+                <w:sz w:val="18"/>
+                <w:szCs w:val="18"/>
+              </w:rPr>
+              <w:t xml:space="preserve">Zustand docAssistantStore</w:t>
+            </w:r>
+          </w:p>
+        </w:tc>
+        <w:tc>
+          <w:tcPr>
+            <w:tcBorders>
+              <w:top w:val="single" w:sz="4" w:space="0" w:color="BBBBBB"/>
+              <w:left w:val="single" w:sz="4" w:space="0" w:color="BBBBBB"/>
+              <w:bottom w:val="single" w:sz="4" w:space="0" w:color="BBBBBB"/>
+              <w:right w:val="single" w:sz="4" w:space="0" w:color="BBBBBB"/>
+            </w:tcBorders>
+            <w:shd w:val="clear" w:color="auto" w:fill="F5F8FC"/>
+            <w:tcMar>
+              <w:top w:w="80" w:type="dxa"/>
+              <w:left w:w="120" w:type="dxa"/>
+              <w:bottom w:w="80" w:type="dxa"/>
+              <w:right w:w="120" w:type="dxa"/>
+            </w:tcMar>
+            <w:vAlign w:val="center"/>
+          </w:tcPr>
+          <w:p>
+            <w:pPr>
+              <w:spacing w:before="0" w:after="0"/>
+            </w:pPr>
+            <w:r>
+              <w:rPr>
+                <w:color w:val="1A1A2E"/>
+                <w:sz w:val="18"/>
+                <w:szCs w:val="18"/>
+              </w:rPr>
+              <w:t xml:space="preserve">Chat messages, document content, last cited sources, typing animation state</w:t>
+            </w:r>
+          </w:p>
+        </w:tc>
+      </w:tr>
+      <w:tr>
+        <w:tc>
+          <w:tcPr>
+            <w:tcBorders>
+              <w:top w:val="single" w:sz="4" w:space="0" w:color="BBBBBB"/>
+              <w:left w:val="single" w:sz="4" w:space="0" w:color="BBBBBB"/>
+              <w:bottom w:val="single" w:sz="4" w:space="0" w:color="BBBBBB"/>
+              <w:right w:val="single" w:sz="4" w:space="0" w:color="BBBBBB"/>
+            </w:tcBorders>
+            <w:shd w:val="clear" w:color="auto" w:fill="F5F8FC"/>
+            <w:tcMar>
+              <w:top w:w="80" w:type="dxa"/>
+              <w:left w:w="120" w:type="dxa"/>
+              <w:bottom w:w="80" w:type="dxa"/>
+              <w:right w:w="120" w:type="dxa"/>
+            </w:tcMar>
+            <w:vAlign w:val="center"/>
+          </w:tcPr>
+          <w:p>
+            <w:pPr>
+              <w:spacing w:before="0" w:after="0"/>
+            </w:pPr>
+            <w:r>
+              <w:rPr>
+                <w:color w:val="1A1A2E"/>
+                <w:sz w:val="18"/>
+                <w:szCs w:val="18"/>
+              </w:rPr>
+              <w:t xml:space="preserve">DocumentAssistantPage.tsx</w:t>
+            </w:r>
+          </w:p>
+        </w:tc>
+        <w:tc>
+          <w:tcPr>
+            <w:tcBorders>
+              <w:top w:val="single" w:sz="4" w:space="0" w:color="BBBBBB"/>
+              <w:left w:val="single" w:sz="4" w:space="0" w:color="BBBBBB"/>
+              <w:bottom w:val="single" w:sz="4" w:space="0" w:color="BBBBBB"/>
+              <w:right w:val="single" w:sz="4" w:space="0" w:color="BBBBBB"/>
+            </w:tcBorders>
+            <w:shd w:val="clear" w:color="auto" w:fill="F5F8FC"/>
+            <w:tcMar>
+              <w:top w:w="80" w:type="dxa"/>
+              <w:left w:w="120" w:type="dxa"/>
+              <w:bottom w:w="80" w:type="dxa"/>
+              <w:right w:w="120" w:type="dxa"/>
+            </w:tcMar>
+            <w:vAlign w:val="center"/>
+          </w:tcPr>
+          <w:p>
+            <w:pPr>
+              <w:spacing w:before="0" w:after="0"/>
+            </w:pPr>
+            <w:r>
+              <w:rPr>
+                <w:color w:val="1A1A2E"/>
+                <w:sz w:val="18"/>
+                <w:szCs w:val="18"/>
+              </w:rPr>
+              <w:t xml:space="preserve">Tabbed UI: Quick Prompts tab (44 prompts) + Document Reader tab; 624 lines</w:t>
+            </w:r>
+          </w:p>
+        </w:tc>
+      </w:tr>
+    </w:tbl>
+    <w:p>
+      <w:pPr>
+        <w:spacing w:before="80" w:after="80"/>
+      </w:pPr>
+    </w:p>
+    <w:p>
+      <w:pPr>
+        <w:shd w:val="clear" w:color="auto" w:fill="EEF4F8"/>
+        <w:spacing w:before="120" w:after="40"/>
+        <w:ind w:left="200" w:right="200"/>
+      </w:pPr>
+      <w:r>
+        <w:rPr>
+          <w:b/>
+          <w:bCs/>
+          <w:color w:val="0B3D91"/>
+          <w:sz w:val="22"/>
+          <w:szCs w:val="22"/>
+        </w:rPr>
+        <w:t>A.3  Knowledge Base (D0–D6)</w:t>
+      </w:r>
+    </w:p>
+    <w:tbl>
+      <w:tblPr>
+        <w:tblW w:w="0" w:type="auto"/>
+        <w:tblBorders>
+          <w:top w:val="single" w:sz="4" w:space="0" w:color="BBBBBB"/>
+          <w:left w:val="single" w:sz="4" w:space="0" w:color="BBBBBB"/>
+          <w:bottom w:val="single" w:sz="4" w:space="0" w:color="BBBBBB"/>
+          <w:right w:val="single" w:sz="4" w:space="0" w:color="BBBBBB"/>
+          <w:insideH w:val="single" w:sz="4" w:space="0" w:color="BBBBBB"/>
+          <w:insideV w:val="single" w:sz="4" w:space="0" w:color="BBBBBB"/>
+        </w:tblBorders>
+        <w:tblCellMar>
+          <w:top w:w="80" w:type="dxa"/>
+          <w:left w:w="120" w:type="dxa"/>
+          <w:bottom w:w="80" w:type="dxa"/>
+          <w:right w:w="120" w:type="dxa"/>
+        </w:tblCellMar>
+      </w:tblPr>
+      <w:tr>
+        <w:tc>
+          <w:tcPr>
+            <w:tcBorders>
+              <w:top w:val="single" w:sz="4" w:space="0" w:color="BBBBBB"/>
+              <w:left w:val="single" w:sz="4" w:space="0" w:color="BBBBBB"/>
+              <w:bottom w:val="single" w:sz="4" w:space="0" w:color="BBBBBB"/>
+              <w:right w:val="single" w:sz="4" w:space="0" w:color="BBBBBB"/>
+            </w:tcBorders>
+            <w:shd w:val="clear" w:color="auto" w:fill="1B4F8A"/>
+            <w:tcMar>
+              <w:top w:w="80" w:type="dxa"/>
+              <w:left w:w="120" w:type="dxa"/>
+              <w:bottom w:w="80" w:type="dxa"/>
+              <w:right w:w="120" w:type="dxa"/>
+            </w:tcMar>
+            <w:vAlign w:val="center"/>
+          </w:tcPr>
+          <w:p>
+            <w:pPr>
+              <w:spacing w:before="0" w:after="0"/>
+            </w:pPr>
+            <w:r>
+              <w:rPr>
+                <w:b/>
+                <w:bCs/>
+                <w:color w:val="FFFFFF"/>
+                <w:sz w:val="18"/>
+                <w:szCs w:val="18"/>
+              </w:rPr>
+              <w:t xml:space="preserve">ID</w:t>
+            </w:r>
+          </w:p>
+        </w:tc>
+        <w:tc>
+          <w:tcPr>
+            <w:tcBorders>
+              <w:top w:val="single" w:sz="4" w:space="0" w:color="BBBBBB"/>
+              <w:left w:val="single" w:sz="4" w:space="0" w:color="BBBBBB"/>
+              <w:bottom w:val="single" w:sz="4" w:space="0" w:color="BBBBBB"/>
+              <w:right w:val="single" w:sz="4" w:space="0" w:color="BBBBBB"/>
+            </w:tcBorders>
+            <w:shd w:val="clear" w:color="auto" w:fill="1B4F8A"/>
+            <w:tcMar>
+              <w:top w:w="80" w:type="dxa"/>
+              <w:left w:w="120" w:type="dxa"/>
+              <w:bottom w:w="80" w:type="dxa"/>
+              <w:right w:w="120" w:type="dxa"/>
+            </w:tcMar>
+            <w:vAlign w:val="center"/>
+          </w:tcPr>
+          <w:p>
+            <w:pPr>
+              <w:spacing w:before="0" w:after="0"/>
+            </w:pPr>
+            <w:r>
+              <w:rPr>
+                <w:b/>
+                <w:bCs/>
+                <w:color w:val="FFFFFF"/>
+                <w:sz w:val="18"/>
+                <w:szCs w:val="18"/>
+              </w:rPr>
+              <w:t xml:space="preserve">Document</w:t>
+            </w:r>
+          </w:p>
+        </w:tc>
+        <w:tc>
+          <w:tcPr>
+            <w:tcBorders>
+              <w:top w:val="single" w:sz="4" w:space="0" w:color="BBBBBB"/>
+              <w:left w:val="single" w:sz="4" w:space="0" w:color="BBBBBB"/>
+              <w:bottom w:val="single" w:sz="4" w:space="0" w:color="BBBBBB"/>
+              <w:right w:val="single" w:sz="4" w:space="0" w:color="BBBBBB"/>
+            </w:tcBorders>
+            <w:shd w:val="clear" w:color="auto" w:fill="1B4F8A"/>
+            <w:tcMar>
+              <w:top w:w="80" w:type="dxa"/>
+              <w:left w:w="120" w:type="dxa"/>
+              <w:bottom w:w="80" w:type="dxa"/>
+              <w:right w:w="120" w:type="dxa"/>
+            </w:tcMar>
+            <w:vAlign w:val="center"/>
+          </w:tcPr>
+          <w:p>
+            <w:pPr>
+              <w:spacing w:before="0" w:after="0"/>
+            </w:pPr>
+            <w:r>
+              <w:rPr>
+                <w:b/>
+                <w:bCs/>
+                <w:color w:val="FFFFFF"/>
+                <w:sz w:val="18"/>
+                <w:szCs w:val="18"/>
+              </w:rPr>
+              <w:t xml:space="preserve">Key Content</w:t>
+            </w:r>
+          </w:p>
+        </w:tc>
+      </w:tr>
+      <w:tr>
+        <w:tc>
+          <w:tcPr>
+            <w:tcBorders>
+              <w:top w:val="single" w:sz="4" w:space="0" w:color="BBBBBB"/>
+              <w:left w:val="single" w:sz="4" w:space="0" w:color="BBBBBB"/>
+              <w:bottom w:val="single" w:sz="4" w:space="0" w:color="BBBBBB"/>
+              <w:right w:val="single" w:sz="4" w:space="0" w:color="BBBBBB"/>
+            </w:tcBorders>
+            <w:shd w:val="clear" w:color="auto" w:fill="F5F8FC"/>
+            <w:tcMar>
+              <w:top w:w="80" w:type="dxa"/>
+              <w:left w:w="120" w:type="dxa"/>
+              <w:bottom w:w="80" w:type="dxa"/>
+              <w:right w:w="120" w:type="dxa"/>
+            </w:tcMar>
+            <w:vAlign w:val="center"/>
+          </w:tcPr>
+          <w:p>
+            <w:pPr>
+              <w:spacing w:before="0" w:after="0"/>
+            </w:pPr>
+            <w:r>
+              <w:rPr>
+                <w:color w:val="1A1A2E"/>
+                <w:sz w:val="18"/>
+                <w:szCs w:val="18"/>
+              </w:rPr>
+              <w:t xml:space="preserve">D0</w:t>
+            </w:r>
+          </w:p>
+        </w:tc>
+        <w:tc>
+          <w:tcPr>
+            <w:tcBorders>
+              <w:top w:val="single" w:sz="4" w:space="0" w:color="BBBBBB"/>
+              <w:left w:val="single" w:sz="4" w:space="0" w:color="BBBBBB"/>
+              <w:bottom w:val="single" w:sz="4" w:space="0" w:color="BBBBBB"/>
+              <w:right w:val="single" w:sz="4" w:space="0" w:color="BBBBBB"/>
+            </w:tcBorders>
+            <w:shd w:val="clear" w:color="auto" w:fill="F5F8FC"/>
+            <w:tcMar>
+              <w:top w:w="80" w:type="dxa"/>
+              <w:left w:w="120" w:type="dxa"/>
+              <w:bottom w:w="80" w:type="dxa"/>
+              <w:right w:w="120" w:type="dxa"/>
+            </w:tcMar>
+            <w:vAlign w:val="center"/>
+          </w:tcPr>
+          <w:p>
+            <w:pPr>
+              <w:spacing w:before="0" w:after="0"/>
+            </w:pPr>
+            <w:r>
+              <w:rPr>
+                <w:color w:val="1A1A2E"/>
+                <w:sz w:val="18"/>
+                <w:szCs w:val="18"/>
+              </w:rPr>
+              <w:t xml:space="preserve">RAG Demo Guide</w:t>
+            </w:r>
+          </w:p>
+        </w:tc>
+        <w:tc>
+          <w:tcPr>
+            <w:tcBorders>
+              <w:top w:val="single" w:sz="4" w:space="0" w:color="BBBBBB"/>
+              <w:left w:val="single" w:sz="4" w:space="0" w:color="BBBBBB"/>
+              <w:bottom w:val="single" w:sz="4" w:space="0" w:color="BBBBBB"/>
+              <w:right w:val="single" w:sz="4" w:space="0" w:color="BBBBBB"/>
+            </w:tcBorders>
+            <w:shd w:val="clear" w:color="auto" w:fill="F5F8FC"/>
+            <w:tcMar>
+              <w:top w:w="80" w:type="dxa"/>
+              <w:left w:w="120" w:type="dxa"/>
+              <w:bottom w:w="80" w:type="dxa"/>
+              <w:right w:w="120" w:type="dxa"/>
+            </w:tcMar>
+            <w:vAlign w:val="center"/>
+          </w:tcPr>
+          <w:p>
+            <w:pPr>
+              <w:spacing w:before="0" w:after="0"/>
+            </w:pPr>
+            <w:r>
+              <w:rPr>
+                <w:color w:val="1A1A2E"/>
+                <w:sz w:val="18"/>
+                <w:szCs w:val="18"/>
+              </w:rPr>
+              <w:t xml:space="preserve">88 sample questions across all six LOBP domains</w:t>
+            </w:r>
+          </w:p>
+        </w:tc>
+      </w:tr>
+      <w:tr>
+        <w:tc>
+          <w:tcPr>
+            <w:tcBorders>
+              <w:top w:val="single" w:sz="4" w:space="0" w:color="BBBBBB"/>
+              <w:left w:val="single" w:sz="4" w:space="0" w:color="BBBBBB"/>
+              <w:bottom w:val="single" w:sz="4" w:space="0" w:color="BBBBBB"/>
+              <w:right w:val="single" w:sz="4" w:space="0" w:color="BBBBBB"/>
+            </w:tcBorders>
+            <w:shd w:val="clear" w:color="auto" w:fill="F5F8FC"/>
+            <w:tcMar>
+              <w:top w:w="80" w:type="dxa"/>
+              <w:left w:w="120" w:type="dxa"/>
+              <w:bottom w:w="80" w:type="dxa"/>
+              <w:right w:w="120" w:type="dxa"/>
+            </w:tcMar>
+            <w:vAlign w:val="center"/>
+          </w:tcPr>
+          <w:p>
+            <w:pPr>
+              <w:spacing w:before="0" w:after="0"/>
+            </w:pPr>
+            <w:r>
+              <w:rPr>
+                <w:color w:val="1A1A2E"/>
+                <w:sz w:val="18"/>
+                <w:szCs w:val="18"/>
+              </w:rPr>
+              <w:t xml:space="preserve">D1</w:t>
+            </w:r>
+          </w:p>
+        </w:tc>
+        <w:tc>
+          <w:tcPr>
+            <w:tcBorders>
+              <w:top w:val="single" w:sz="4" w:space="0" w:color="BBBBBB"/>
+              <w:left w:val="single" w:sz="4" w:space="0" w:color="BBBBBB"/>
+              <w:bottom w:val="single" w:sz="4" w:space="0" w:color="BBBBBB"/>
+              <w:right w:val="single" w:sz="4" w:space="0" w:color="BBBBBB"/>
+            </w:tcBorders>
+            <w:shd w:val="clear" w:color="auto" w:fill="F5F8FC"/>
+            <w:tcMar>
+              <w:top w:w="80" w:type="dxa"/>
+              <w:left w:w="120" w:type="dxa"/>
+              <w:bottom w:w="80" w:type="dxa"/>
+              <w:right w:w="120" w:type="dxa"/>
+            </w:tcMar>
+            <w:vAlign w:val="center"/>
+          </w:tcPr>
+          <w:p>
+            <w:pPr>
+              <w:spacing w:before="0" w:after="0"/>
+            </w:pPr>
+            <w:r>
+              <w:rPr>
+                <w:color w:val="1A1A2E"/>
+                <w:sz w:val="18"/>
+                <w:szCs w:val="18"/>
+              </w:rPr>
+              <w:t xml:space="preserve">Batch Manufacturing Record</w:t>
+            </w:r>
+          </w:p>
+        </w:tc>
+        <w:tc>
+          <w:tcPr>
+            <w:tcBorders>
+              <w:top w:val="single" w:sz="4" w:space="0" w:color="BBBBBB"/>
+              <w:left w:val="single" w:sz="4" w:space="0" w:color="BBBBBB"/>
+              <w:bottom w:val="single" w:sz="4" w:space="0" w:color="BBBBBB"/>
+              <w:right w:val="single" w:sz="4" w:space="0" w:color="BBBBBB"/>
+            </w:tcBorders>
+            <w:shd w:val="clear" w:color="auto" w:fill="F5F8FC"/>
+            <w:tcMar>
+              <w:top w:w="80" w:type="dxa"/>
+              <w:left w:w="120" w:type="dxa"/>
+              <w:bottom w:w="80" w:type="dxa"/>
+              <w:right w:w="120" w:type="dxa"/>
+            </w:tcMar>
+            <w:vAlign w:val="center"/>
+          </w:tcPr>
+          <w:p>
+            <w:pPr>
+              <w:spacing w:before="0" w:after="0"/>
+            </w:pPr>
+            <w:r>
+              <w:rPr>
+                <w:color w:val="1A1A2E"/>
+                <w:sz w:val="18"/>
+                <w:szCs w:val="18"/>
+              </w:rPr>
+              <w:t xml:space="preserve">15W-40 formula, QC results, Certificate of Analysis fields</w:t>
+            </w:r>
+          </w:p>
+        </w:tc>
+      </w:tr>
+      <w:tr>
+        <w:tc>
+          <w:tcPr>
+            <w:tcBorders>
+              <w:top w:val="single" w:sz="4" w:space="0" w:color="BBBBBB"/>
+              <w:left w:val="single" w:sz="4" w:space="0" w:color="BBBBBB"/>
+              <w:bottom w:val="single" w:sz="4" w:space="0" w:color="BBBBBB"/>
+              <w:right w:val="single" w:sz="4" w:space="0" w:color="BBBBBB"/>
+            </w:tcBorders>
+            <w:shd w:val="clear" w:color="auto" w:fill="F5F8FC"/>
+            <w:tcMar>
+              <w:top w:w="80" w:type="dxa"/>
+              <w:left w:w="120" w:type="dxa"/>
+              <w:bottom w:w="80" w:type="dxa"/>
+              <w:right w:w="120" w:type="dxa"/>
+            </w:tcMar>
+            <w:vAlign w:val="center"/>
+          </w:tcPr>
+          <w:p>
+            <w:pPr>
+              <w:spacing w:before="0" w:after="0"/>
+            </w:pPr>
+            <w:r>
+              <w:rPr>
+                <w:color w:val="1A1A2E"/>
+                <w:sz w:val="18"/>
+                <w:szCs w:val="18"/>
+              </w:rPr>
+              <w:t xml:space="preserve">D2</w:t>
+            </w:r>
+          </w:p>
+        </w:tc>
+        <w:tc>
+          <w:tcPr>
+            <w:tcBorders>
+              <w:top w:val="single" w:sz="4" w:space="0" w:color="BBBBBB"/>
+              <w:left w:val="single" w:sz="4" w:space="0" w:color="BBBBBB"/>
+              <w:bottom w:val="single" w:sz="4" w:space="0" w:color="BBBBBB"/>
+              <w:right w:val="single" w:sz="4" w:space="0" w:color="BBBBBB"/>
+            </w:tcBorders>
+            <w:shd w:val="clear" w:color="auto" w:fill="F5F8FC"/>
+            <w:tcMar>
+              <w:top w:w="80" w:type="dxa"/>
+              <w:left w:w="120" w:type="dxa"/>
+              <w:bottom w:w="80" w:type="dxa"/>
+              <w:right w:w="120" w:type="dxa"/>
+            </w:tcMar>
+            <w:vAlign w:val="center"/>
+          </w:tcPr>
+          <w:p>
+            <w:pPr>
+              <w:spacing w:before="0" w:after="0"/>
+            </w:pPr>
+            <w:r>
+              <w:rPr>
+                <w:color w:val="1A1A2E"/>
+                <w:sz w:val="18"/>
+                <w:szCs w:val="18"/>
+              </w:rPr>
+              <w:t xml:space="preserve">SCADA / OPC-UA Tag Register</w:t>
+            </w:r>
+          </w:p>
+        </w:tc>
+        <w:tc>
+          <w:tcPr>
+            <w:tcBorders>
+              <w:top w:val="single" w:sz="4" w:space="0" w:color="BBBBBB"/>
+              <w:left w:val="single" w:sz="4" w:space="0" w:color="BBBBBB"/>
+              <w:bottom w:val="single" w:sz="4" w:space="0" w:color="BBBBBB"/>
+              <w:right w:val="single" w:sz="4" w:space="0" w:color="BBBBBB"/>
+            </w:tcBorders>
+            <w:shd w:val="clear" w:color="auto" w:fill="F5F8FC"/>
+            <w:tcMar>
+              <w:top w:w="80" w:type="dxa"/>
+              <w:left w:w="120" w:type="dxa"/>
+              <w:bottom w:w="80" w:type="dxa"/>
+              <w:right w:w="120" w:type="dxa"/>
+            </w:tcMar>
+            <w:vAlign w:val="center"/>
+          </w:tcPr>
+          <w:p>
+            <w:pPr>
+              <w:spacing w:before="0" w:after="0"/>
+            </w:pPr>
+            <w:r>
+              <w:rPr>
+                <w:color w:val="1A1A2E"/>
+                <w:sz w:val="18"/>
+                <w:szCs w:val="18"/>
+              </w:rPr>
+              <w:t xml:space="preserve">12-tag table, SAP integration mapping, alarm thresholds</w:t>
+            </w:r>
+          </w:p>
+        </w:tc>
+      </w:tr>
+      <w:tr>
+        <w:tc>
+          <w:tcPr>
+            <w:tcBorders>
+              <w:top w:val="single" w:sz="4" w:space="0" w:color="BBBBBB"/>
+              <w:left w:val="single" w:sz="4" w:space="0" w:color="BBBBBB"/>
+              <w:bottom w:val="single" w:sz="4" w:space="0" w:color="BBBBBB"/>
+              <w:right w:val="single" w:sz="4" w:space="0" w:color="BBBBBB"/>
+            </w:tcBorders>
+            <w:shd w:val="clear" w:color="auto" w:fill="F5F8FC"/>
+            <w:tcMar>
+              <w:top w:w="80" w:type="dxa"/>
+              <w:left w:w="120" w:type="dxa"/>
+              <w:bottom w:w="80" w:type="dxa"/>
+              <w:right w:w="120" w:type="dxa"/>
+            </w:tcMar>
+            <w:vAlign w:val="center"/>
+          </w:tcPr>
+          <w:p>
+            <w:pPr>
+              <w:spacing w:before="0" w:after="0"/>
+            </w:pPr>
+            <w:r>
+              <w:rPr>
+                <w:color w:val="1A1A2E"/>
+                <w:sz w:val="18"/>
+                <w:szCs w:val="18"/>
+              </w:rPr>
+              <w:t xml:space="preserve">D3</w:t>
+            </w:r>
+          </w:p>
+        </w:tc>
+        <w:tc>
+          <w:tcPr>
+            <w:tcBorders>
+              <w:top w:val="single" w:sz="4" w:space="0" w:color="BBBBBB"/>
+              <w:left w:val="single" w:sz="4" w:space="0" w:color="BBBBBB"/>
+              <w:bottom w:val="single" w:sz="4" w:space="0" w:color="BBBBBB"/>
+              <w:right w:val="single" w:sz="4" w:space="0" w:color="BBBBBB"/>
+            </w:tcBorders>
+            <w:shd w:val="clear" w:color="auto" w:fill="F5F8FC"/>
+            <w:tcMar>
+              <w:top w:w="80" w:type="dxa"/>
+              <w:left w:w="120" w:type="dxa"/>
+              <w:bottom w:w="80" w:type="dxa"/>
+              <w:right w:w="120" w:type="dxa"/>
+            </w:tcMar>
+            <w:vAlign w:val="center"/>
+          </w:tcPr>
+          <w:p>
+            <w:pPr>
+              <w:spacing w:before="0" w:after="0"/>
+            </w:pPr>
+            <w:r>
+              <w:rPr>
+                <w:color w:val="1A1A2E"/>
+                <w:sz w:val="18"/>
+                <w:szCs w:val="18"/>
+              </w:rPr>
+              <w:t xml:space="preserve">Cybersecurity Risk Assessment</w:t>
+            </w:r>
+          </w:p>
+        </w:tc>
+        <w:tc>
+          <w:tcPr>
+            <w:tcBorders>
+              <w:top w:val="single" w:sz="4" w:space="0" w:color="BBBBBB"/>
+              <w:left w:val="single" w:sz="4" w:space="0" w:color="BBBBBB"/>
+              <w:bottom w:val="single" w:sz="4" w:space="0" w:color="BBBBBB"/>
+              <w:right w:val="single" w:sz="4" w:space="0" w:color="BBBBBB"/>
+            </w:tcBorders>
+            <w:shd w:val="clear" w:color="auto" w:fill="F5F8FC"/>
+            <w:tcMar>
+              <w:top w:w="80" w:type="dxa"/>
+              <w:left w:w="120" w:type="dxa"/>
+              <w:bottom w:w="80" w:type="dxa"/>
+              <w:right w:w="120" w:type="dxa"/>
+            </w:tcMar>
+            <w:vAlign w:val="center"/>
+          </w:tcPr>
+          <w:p>
+            <w:pPr>
+              <w:spacing w:before="0" w:after="0"/>
+            </w:pPr>
+            <w:r>
+              <w:rPr>
+                <w:color w:val="1A1A2E"/>
+                <w:sz w:val="18"/>
+                <w:szCs w:val="18"/>
+              </w:rPr>
+              <w:t xml:space="preserve">IEC 62443 zone model, risk register, control recommendations</w:t>
+            </w:r>
+          </w:p>
+        </w:tc>
+      </w:tr>
+      <w:tr>
+        <w:tc>
+          <w:tcPr>
+            <w:tcBorders>
+              <w:top w:val="single" w:sz="4" w:space="0" w:color="BBBBBB"/>
+              <w:left w:val="single" w:sz="4" w:space="0" w:color="BBBBBB"/>
+              <w:bottom w:val="single" w:sz="4" w:space="0" w:color="BBBBBB"/>
+              <w:right w:val="single" w:sz="4" w:space="0" w:color="BBBBBB"/>
+            </w:tcBorders>
+            <w:shd w:val="clear" w:color="auto" w:fill="F5F8FC"/>
+            <w:tcMar>
+              <w:top w:w="80" w:type="dxa"/>
+              <w:left w:w="120" w:type="dxa"/>
+              <w:bottom w:w="80" w:type="dxa"/>
+              <w:right w:w="120" w:type="dxa"/>
+            </w:tcMar>
+            <w:vAlign w:val="center"/>
+          </w:tcPr>
+          <w:p>
+            <w:pPr>
+              <w:spacing w:before="0" w:after="0"/>
+            </w:pPr>
+            <w:r>
+              <w:rPr>
+                <w:color w:val="1A1A2E"/>
+                <w:sz w:val="18"/>
+                <w:szCs w:val="18"/>
+              </w:rPr>
+              <w:t xml:space="preserve">D4</w:t>
+            </w:r>
+          </w:p>
+        </w:tc>
+        <w:tc>
+          <w:tcPr>
+            <w:tcBorders>
+              <w:top w:val="single" w:sz="4" w:space="0" w:color="BBBBBB"/>
+              <w:left w:val="single" w:sz="4" w:space="0" w:color="BBBBBB"/>
+              <w:bottom w:val="single" w:sz="4" w:space="0" w:color="BBBBBB"/>
+              <w:right w:val="single" w:sz="4" w:space="0" w:color="BBBBBB"/>
+            </w:tcBorders>
+            <w:shd w:val="clear" w:color="auto" w:fill="F5F8FC"/>
+            <w:tcMar>
+              <w:top w:w="80" w:type="dxa"/>
+              <w:left w:w="120" w:type="dxa"/>
+              <w:bottom w:w="80" w:type="dxa"/>
+              <w:right w:w="120" w:type="dxa"/>
+            </w:tcMar>
+            <w:vAlign w:val="center"/>
+          </w:tcPr>
+          <w:p>
+            <w:pPr>
+              <w:spacing w:before="0" w:after="0"/>
+            </w:pPr>
+            <w:r>
+              <w:rPr>
+                <w:color w:val="1A1A2E"/>
+                <w:sz w:val="18"/>
+                <w:szCs w:val="18"/>
+              </w:rPr>
+              <w:t xml:space="preserve">As-Is / To-Be Process Map</w:t>
+            </w:r>
+          </w:p>
+        </w:tc>
+        <w:tc>
+          <w:tcPr>
+            <w:tcBorders>
+              <w:top w:val="single" w:sz="4" w:space="0" w:color="BBBBBB"/>
+              <w:left w:val="single" w:sz="4" w:space="0" w:color="BBBBBB"/>
+              <w:bottom w:val="single" w:sz="4" w:space="0" w:color="BBBBBB"/>
+              <w:right w:val="single" w:sz="4" w:space="0" w:color="BBBBBB"/>
+            </w:tcBorders>
+            <w:shd w:val="clear" w:color="auto" w:fill="F5F8FC"/>
+            <w:tcMar>
+              <w:top w:w="80" w:type="dxa"/>
+              <w:left w:w="120" w:type="dxa"/>
+              <w:bottom w:w="80" w:type="dxa"/>
+              <w:right w:w="120" w:type="dxa"/>
+            </w:tcMar>
+            <w:vAlign w:val="center"/>
+          </w:tcPr>
+          <w:p>
+            <w:pPr>
+              <w:spacing w:before="0" w:after="0"/>
+            </w:pPr>
+            <w:r>
+              <w:rPr>
+                <w:color w:val="1A1A2E"/>
+                <w:sz w:val="18"/>
+                <w:szCs w:val="18"/>
+              </w:rPr>
+              <w:t xml:space="preserve">3 process areas, KPI impact analysis, gap summary</w:t>
+            </w:r>
+          </w:p>
+        </w:tc>
+      </w:tr>
+      <w:tr>
+        <w:tc>
+          <w:tcPr>
+            <w:tcBorders>
+              <w:top w:val="single" w:sz="4" w:space="0" w:color="BBBBBB"/>
+              <w:left w:val="single" w:sz="4" w:space="0" w:color="BBBBBB"/>
+              <w:bottom w:val="single" w:sz="4" w:space="0" w:color="BBBBBB"/>
+              <w:right w:val="single" w:sz="4" w:space="0" w:color="BBBBBB"/>
+            </w:tcBorders>
+            <w:shd w:val="clear" w:color="auto" w:fill="F5F8FC"/>
+            <w:tcMar>
+              <w:top w:w="80" w:type="dxa"/>
+              <w:left w:w="120" w:type="dxa"/>
+              <w:bottom w:w="80" w:type="dxa"/>
+              <w:right w:w="120" w:type="dxa"/>
+            </w:tcMar>
+            <w:vAlign w:val="center"/>
+          </w:tcPr>
+          <w:p>
+            <w:pPr>
+              <w:spacing w:before="0" w:after="0"/>
+            </w:pPr>
+            <w:r>
+              <w:rPr>
+                <w:color w:val="1A1A2E"/>
+                <w:sz w:val="18"/>
+                <w:szCs w:val="18"/>
+              </w:rPr>
+              <w:t xml:space="preserve">D5</w:t>
+            </w:r>
+          </w:p>
+        </w:tc>
+        <w:tc>
+          <w:tcPr>
+            <w:tcBorders>
+              <w:top w:val="single" w:sz="4" w:space="0" w:color="BBBBBB"/>
+              <w:left w:val="single" w:sz="4" w:space="0" w:color="BBBBBB"/>
+              <w:bottom w:val="single" w:sz="4" w:space="0" w:color="BBBBBB"/>
+              <w:right w:val="single" w:sz="4" w:space="0" w:color="BBBBBB"/>
+            </w:tcBorders>
+            <w:shd w:val="clear" w:color="auto" w:fill="F5F8FC"/>
+            <w:tcMar>
+              <w:top w:w="80" w:type="dxa"/>
+              <w:left w:w="120" w:type="dxa"/>
+              <w:bottom w:w="80" w:type="dxa"/>
+              <w:right w:w="120" w:type="dxa"/>
+            </w:tcMar>
+            <w:vAlign w:val="center"/>
+          </w:tcPr>
+          <w:p>
+            <w:pPr>
+              <w:spacing w:before="0" w:after="0"/>
+            </w:pPr>
+            <w:r>
+              <w:rPr>
+                <w:color w:val="1A1A2E"/>
+                <w:sz w:val="18"/>
+                <w:szCs w:val="18"/>
+              </w:rPr>
+              <w:t xml:space="preserve">QC Test Procedures &amp; Specifications</w:t>
+            </w:r>
+          </w:p>
+        </w:tc>
+        <w:tc>
+          <w:tcPr>
+            <w:tcBorders>
+              <w:top w:val="single" w:sz="4" w:space="0" w:color="BBBBBB"/>
+              <w:left w:val="single" w:sz="4" w:space="0" w:color="BBBBBB"/>
+              <w:bottom w:val="single" w:sz="4" w:space="0" w:color="BBBBBB"/>
+              <w:right w:val="single" w:sz="4" w:space="0" w:color="BBBBBB"/>
+            </w:tcBorders>
+            <w:shd w:val="clear" w:color="auto" w:fill="F5F8FC"/>
+            <w:tcMar>
+              <w:top w:w="80" w:type="dxa"/>
+              <w:left w:w="120" w:type="dxa"/>
+              <w:bottom w:w="80" w:type="dxa"/>
+              <w:right w:w="120" w:type="dxa"/>
+            </w:tcMar>
+            <w:vAlign w:val="center"/>
+          </w:tcPr>
+          <w:p>
+            <w:pPr>
+              <w:spacing w:before="0" w:after="0"/>
+            </w:pPr>
+            <w:r>
+              <w:rPr>
+                <w:color w:val="1A1A2E"/>
+                <w:sz w:val="18"/>
+                <w:szCs w:val="18"/>
+              </w:rPr>
+              <w:t xml:space="preserve">6-grade spec matrix (viscosity, flash, TBN), 3 SOPs</w:t>
+            </w:r>
+          </w:p>
+        </w:tc>
+      </w:tr>
+      <w:tr>
+        <w:tc>
+          <w:tcPr>
+            <w:tcBorders>
+              <w:top w:val="single" w:sz="4" w:space="0" w:color="BBBBBB"/>
+              <w:left w:val="single" w:sz="4" w:space="0" w:color="BBBBBB"/>
+              <w:bottom w:val="single" w:sz="4" w:space="0" w:color="BBBBBB"/>
+              <w:right w:val="single" w:sz="4" w:space="0" w:color="BBBBBB"/>
+            </w:tcBorders>
+            <w:shd w:val="clear" w:color="auto" w:fill="F5F8FC"/>
+            <w:tcMar>
+              <w:top w:w="80" w:type="dxa"/>
+              <w:left w:w="120" w:type="dxa"/>
+              <w:bottom w:w="80" w:type="dxa"/>
+              <w:right w:w="120" w:type="dxa"/>
+            </w:tcMar>
+            <w:vAlign w:val="center"/>
+          </w:tcPr>
+          <w:p>
+            <w:pPr>
+              <w:spacing w:before="0" w:after="0"/>
+            </w:pPr>
+            <w:r>
+              <w:rPr>
+                <w:color w:val="1A1A2E"/>
+                <w:sz w:val="18"/>
+                <w:szCs w:val="18"/>
+              </w:rPr>
+              <w:t xml:space="preserve">D6</w:t>
+            </w:r>
+          </w:p>
+        </w:tc>
+        <w:tc>
+          <w:tcPr>
+            <w:tcBorders>
+              <w:top w:val="single" w:sz="4" w:space="0" w:color="BBBBBB"/>
+              <w:left w:val="single" w:sz="4" w:space="0" w:color="BBBBBB"/>
+              <w:bottom w:val="single" w:sz="4" w:space="0" w:color="BBBBBB"/>
+              <w:right w:val="single" w:sz="4" w:space="0" w:color="BBBBBB"/>
+            </w:tcBorders>
+            <w:shd w:val="clear" w:color="auto" w:fill="F5F8FC"/>
+            <w:tcMar>
+              <w:top w:w="80" w:type="dxa"/>
+              <w:left w:w="120" w:type="dxa"/>
+              <w:bottom w:w="80" w:type="dxa"/>
+              <w:right w:w="120" w:type="dxa"/>
+            </w:tcMar>
+            <w:vAlign w:val="center"/>
+          </w:tcPr>
+          <w:p>
+            <w:pPr>
+              <w:spacing w:before="0" w:after="0"/>
+            </w:pPr>
+            <w:r>
+              <w:rPr>
+                <w:color w:val="1A1A2E"/>
+                <w:sz w:val="18"/>
+                <w:szCs w:val="18"/>
+              </w:rPr>
+              <w:t xml:space="preserve">LIMS Requirements Specification</w:t>
+            </w:r>
+          </w:p>
+        </w:tc>
+        <w:tc>
+          <w:tcPr>
+            <w:tcBorders>
+              <w:top w:val="single" w:sz="4" w:space="0" w:color="BBBBBB"/>
+              <w:left w:val="single" w:sz="4" w:space="0" w:color="BBBBBB"/>
+              <w:bottom w:val="single" w:sz="4" w:space="0" w:color="BBBBBB"/>
+              <w:right w:val="single" w:sz="4" w:space="0" w:color="BBBBBB"/>
+            </w:tcBorders>
+            <w:shd w:val="clear" w:color="auto" w:fill="F5F8FC"/>
+            <w:tcMar>
+              <w:top w:w="80" w:type="dxa"/>
+              <w:left w:w="120" w:type="dxa"/>
+              <w:bottom w:w="80" w:type="dxa"/>
+              <w:right w:w="120" w:type="dxa"/>
+            </w:tcMar>
+            <w:vAlign w:val="center"/>
+          </w:tcPr>
+          <w:p>
+            <w:pPr>
+              <w:spacing w:before="0" w:after="0"/>
+            </w:pPr>
+            <w:r>
+              <w:rPr>
+                <w:color w:val="1A1A2E"/>
+                <w:sz w:val="18"/>
+                <w:szCs w:val="18"/>
+              </w:rPr>
+              <w:t xml:space="preserve">12 functional requirements, 5-instrument integration matrix</w:t>
+            </w:r>
+          </w:p>
+        </w:tc>
+      </w:tr>
+    </w:tbl>
+    <w:p>
+      <w:pPr>
+        <w:spacing w:before="80" w:after="80"/>
+      </w:pPr>
+    </w:p>
+    <w:p>
+      <w:pPr>
+        <w:shd w:val="clear" w:color="auto" w:fill="EEF4F8"/>
+        <w:spacing w:before="120" w:after="40"/>
+        <w:ind w:left="200" w:right="200"/>
+      </w:pPr>
+      <w:r>
+        <w:rPr>
+          <w:b/>
+          <w:bCs/>
+          <w:color w:val="0B3D91"/>
+          <w:sz w:val="22"/>
+          <w:szCs w:val="22"/>
+        </w:rPr>
+        <w:t>A.4  Features Built</w:t>
+      </w:r>
+    </w:p>
+    <w:tbl>
+      <w:tblPr>
+        <w:tblW w:w="0" w:type="auto"/>
+        <w:tblBorders>
+          <w:top w:val="single" w:sz="4" w:space="0" w:color="BBBBBB"/>
+          <w:left w:val="single" w:sz="4" w:space="0" w:color="BBBBBB"/>
+          <w:bottom w:val="single" w:sz="4" w:space="0" w:color="BBBBBB"/>
+          <w:right w:val="single" w:sz="4" w:space="0" w:color="BBBBBB"/>
+          <w:insideH w:val="single" w:sz="4" w:space="0" w:color="BBBBBB"/>
+          <w:insideV w:val="single" w:sz="4" w:space="0" w:color="BBBBBB"/>
+        </w:tblBorders>
+        <w:tblCellMar>
+          <w:top w:w="80" w:type="dxa"/>
+          <w:left w:w="120" w:type="dxa"/>
+          <w:bottom w:w="80" w:type="dxa"/>
+          <w:right w:w="120" w:type="dxa"/>
+        </w:tblCellMar>
+      </w:tblPr>
+      <w:tr>
+        <w:tc>
+          <w:tcPr>
+            <w:tcBorders>
+              <w:top w:val="single" w:sz="4" w:space="0" w:color="BBBBBB"/>
+              <w:left w:val="single" w:sz="4" w:space="0" w:color="BBBBBB"/>
+              <w:bottom w:val="single" w:sz="4" w:space="0" w:color="BBBBBB"/>
+              <w:right w:val="single" w:sz="4" w:space="0" w:color="BBBBBB"/>
+            </w:tcBorders>
+            <w:shd w:val="clear" w:color="auto" w:fill="1B4F8A"/>
+            <w:tcMar>
+              <w:top w:w="80" w:type="dxa"/>
+              <w:left w:w="120" w:type="dxa"/>
+              <w:bottom w:w="80" w:type="dxa"/>
+              <w:right w:w="120" w:type="dxa"/>
+            </w:tcMar>
+            <w:vAlign w:val="center"/>
+          </w:tcPr>
+          <w:p>
+            <w:pPr>
+              <w:spacing w:before="0" w:after="0"/>
+            </w:pPr>
+            <w:r>
+              <w:rPr>
+                <w:b/>
+                <w:bCs/>
+                <w:color w:val="FFFFFF"/>
+                <w:sz w:val="18"/>
+                <w:szCs w:val="18"/>
+              </w:rPr>
+              <w:t xml:space="preserve">Data Point</w:t>
+            </w:r>
+          </w:p>
+        </w:tc>
+        <w:tc>
+          <w:tcPr>
+            <w:tcBorders>
+              <w:top w:val="single" w:sz="4" w:space="0" w:color="BBBBBB"/>
+              <w:left w:val="single" w:sz="4" w:space="0" w:color="BBBBBB"/>
+              <w:bottom w:val="single" w:sz="4" w:space="0" w:color="BBBBBB"/>
+              <w:right w:val="single" w:sz="4" w:space="0" w:color="BBBBBB"/>
+            </w:tcBorders>
+            <w:shd w:val="clear" w:color="auto" w:fill="1B4F8A"/>
+            <w:tcMar>
+              <w:top w:w="80" w:type="dxa"/>
+              <w:left w:w="120" w:type="dxa"/>
+              <w:bottom w:w="80" w:type="dxa"/>
+              <w:right w:w="120" w:type="dxa"/>
+            </w:tcMar>
+            <w:vAlign w:val="center"/>
+          </w:tcPr>
+          <w:p>
+            <w:pPr>
+              <w:spacing w:before="0" w:after="0"/>
+            </w:pPr>
+            <w:r>
+              <w:rPr>
+                <w:b/>
+                <w:bCs/>
+                <w:color w:val="FFFFFF"/>
+                <w:sz w:val="18"/>
+                <w:szCs w:val="18"/>
+              </w:rPr>
+              <w:t xml:space="preserve">Phase</w:t>
+            </w:r>
+          </w:p>
+        </w:tc>
+        <w:tc>
+          <w:tcPr>
+            <w:tcBorders>
+              <w:top w:val="single" w:sz="4" w:space="0" w:color="BBBBBB"/>
+              <w:left w:val="single" w:sz="4" w:space="0" w:color="BBBBBB"/>
+              <w:bottom w:val="single" w:sz="4" w:space="0" w:color="BBBBBB"/>
+              <w:right w:val="single" w:sz="4" w:space="0" w:color="BBBBBB"/>
+            </w:tcBorders>
+            <w:shd w:val="clear" w:color="auto" w:fill="1B4F8A"/>
+            <w:tcMar>
+              <w:top w:w="80" w:type="dxa"/>
+              <w:left w:w="120" w:type="dxa"/>
+              <w:bottom w:w="80" w:type="dxa"/>
+              <w:right w:w="120" w:type="dxa"/>
+            </w:tcMar>
+            <w:vAlign w:val="center"/>
+          </w:tcPr>
+          <w:p>
+            <w:pPr>
+              <w:spacing w:before="0" w:after="0"/>
+            </w:pPr>
+            <w:r>
+              <w:rPr>
+                <w:b/>
+                <w:bCs/>
+                <w:color w:val="FFFFFF"/>
+                <w:sz w:val="18"/>
+                <w:szCs w:val="18"/>
+              </w:rPr>
+              <w:t xml:space="preserve">Priority</w:t>
+            </w:r>
+          </w:p>
+        </w:tc>
+        <w:tc>
+          <w:tcPr>
+            <w:tcBorders>
+              <w:top w:val="single" w:sz="4" w:space="0" w:color="BBBBBB"/>
+              <w:left w:val="single" w:sz="4" w:space="0" w:color="BBBBBB"/>
+              <w:bottom w:val="single" w:sz="4" w:space="0" w:color="BBBBBB"/>
+              <w:right w:val="single" w:sz="4" w:space="0" w:color="BBBBBB"/>
+            </w:tcBorders>
+            <w:shd w:val="clear" w:color="auto" w:fill="1B4F8A"/>
+            <w:tcMar>
+              <w:top w:w="80" w:type="dxa"/>
+              <w:left w:w="120" w:type="dxa"/>
+              <w:bottom w:w="80" w:type="dxa"/>
+              <w:right w:w="120" w:type="dxa"/>
+            </w:tcMar>
+            <w:vAlign w:val="center"/>
+          </w:tcPr>
+          <w:p>
+            <w:pPr>
+              <w:spacing w:before="0" w:after="0"/>
+            </w:pPr>
+            <w:r>
+              <w:rPr>
+                <w:b/>
+                <w:bCs/>
+                <w:color w:val="FFFFFF"/>
+                <w:sz w:val="18"/>
+                <w:szCs w:val="18"/>
+              </w:rPr>
+              <w:t xml:space="preserve">Status</w:t>
+            </w:r>
+          </w:p>
+        </w:tc>
+        <w:tc>
+          <w:tcPr>
+            <w:tcBorders>
+              <w:top w:val="single" w:sz="4" w:space="0" w:color="BBBBBB"/>
+              <w:left w:val="single" w:sz="4" w:space="0" w:color="BBBBBB"/>
+              <w:bottom w:val="single" w:sz="4" w:space="0" w:color="BBBBBB"/>
+              <w:right w:val="single" w:sz="4" w:space="0" w:color="BBBBBB"/>
+            </w:tcBorders>
+            <w:shd w:val="clear" w:color="auto" w:fill="1B4F8A"/>
+            <w:tcMar>
+              <w:top w:w="80" w:type="dxa"/>
+              <w:left w:w="120" w:type="dxa"/>
+              <w:bottom w:w="80" w:type="dxa"/>
+              <w:right w:w="120" w:type="dxa"/>
+            </w:tcMar>
+            <w:vAlign w:val="center"/>
+          </w:tcPr>
+          <w:p>
+            <w:pPr>
+              <w:spacing w:before="0" w:after="0"/>
+            </w:pPr>
+            <w:r>
+              <w:rPr>
+                <w:b/>
+                <w:bCs/>
+                <w:color w:val="FFFFFF"/>
+                <w:sz w:val="18"/>
+                <w:szCs w:val="18"/>
+              </w:rPr>
+              <w:t xml:space="preserve">Integration Method / Logic</w:t>
+            </w:r>
+          </w:p>
+        </w:tc>
+      </w:tr>
+      <w:tr>
+        <w:tc>
+          <w:tcPr>
+            <w:tcBorders>
+              <w:top w:val="single" w:sz="4" w:space="0" w:color="BBBBBB"/>
+              <w:left w:val="single" w:sz="4" w:space="0" w:color="BBBBBB"/>
+              <w:bottom w:val="single" w:sz="4" w:space="0" w:color="BBBBBB"/>
+              <w:right w:val="single" w:sz="4" w:space="0" w:color="BBBBBB"/>
+            </w:tcBorders>
+            <w:shd w:val="clear" w:color="auto" w:fill="F5F8FC"/>
+            <w:tcMar>
+              <w:top w:w="80" w:type="dxa"/>
+              <w:left w:w="120" w:type="dxa"/>
+              <w:bottom w:w="80" w:type="dxa"/>
+              <w:right w:w="120" w:type="dxa"/>
+            </w:tcMar>
+            <w:vAlign w:val="center"/>
+          </w:tcPr>
+          <w:p>
+            <w:pPr>
+              <w:spacing w:before="0" w:after="0"/>
+            </w:pPr>
+            <w:r>
+              <w:rPr>
+                <w:color w:val="1A1A2E"/>
+                <w:sz w:val="18"/>
+                <w:szCs w:val="18"/>
+              </w:rPr>
+              <w:t xml:space="preserve">RAG Document Search (7 docs)</w:t>
+            </w:r>
+          </w:p>
+        </w:tc>
+        <w:tc>
+          <w:tcPr>
+            <w:tcBorders>
+              <w:top w:val="single" w:sz="4" w:space="0" w:color="BBBBBB"/>
+              <w:left w:val="single" w:sz="4" w:space="0" w:color="BBBBBB"/>
+              <w:bottom w:val="single" w:sz="4" w:space="0" w:color="BBBBBB"/>
+              <w:right w:val="single" w:sz="4" w:space="0" w:color="BBBBBB"/>
+            </w:tcBorders>
+            <w:shd w:val="clear" w:color="auto" w:fill="F5F8FC"/>
+            <w:tcMar>
+              <w:top w:w="80" w:type="dxa"/>
+              <w:left w:w="120" w:type="dxa"/>
+              <w:bottom w:w="80" w:type="dxa"/>
+              <w:right w:w="120" w:type="dxa"/>
+            </w:tcMar>
+            <w:vAlign w:val="center"/>
+          </w:tcPr>
+          <w:p>
+            <w:pPr>
+              <w:spacing w:before="0" w:after="0"/>
+            </w:pPr>
+            <w:r>
+              <w:rPr>
+                <w:color w:val="1A1A2E"/>
+                <w:sz w:val="18"/>
+                <w:szCs w:val="18"/>
+              </w:rPr>
+              <w:t xml:space="preserve">—</w:t>
+            </w:r>
+          </w:p>
+        </w:tc>
+        <w:tc>
+          <w:tcPr>
+            <w:tcBorders>
+              <w:top w:val="single" w:sz="4" w:space="0" w:color="BBBBBB"/>
+              <w:left w:val="single" w:sz="4" w:space="0" w:color="BBBBBB"/>
+              <w:bottom w:val="single" w:sz="4" w:space="0" w:color="BBBBBB"/>
+              <w:right w:val="single" w:sz="4" w:space="0" w:color="BBBBBB"/>
+            </w:tcBorders>
+            <w:shd w:val="clear" w:color="auto" w:fill="F5F8FC"/>
+            <w:tcMar>
+              <w:top w:w="80" w:type="dxa"/>
+              <w:left w:w="120" w:type="dxa"/>
+              <w:bottom w:w="80" w:type="dxa"/>
+              <w:right w:w="120" w:type="dxa"/>
+            </w:tcMar>
+            <w:vAlign w:val="center"/>
+          </w:tcPr>
+          <w:p>
+            <w:pPr>
+              <w:spacing w:before="0" w:after="0"/>
+            </w:pPr>
+            <w:r>
+              <w:rPr>
+                <w:color w:val="1A1A2E"/>
+                <w:sz w:val="18"/>
+                <w:szCs w:val="18"/>
+              </w:rPr>
+              <w:t xml:space="preserve">BUILT</w:t>
+            </w:r>
+          </w:p>
+        </w:tc>
+        <w:tc>
+          <w:tcPr>
+            <w:tcBorders>
+              <w:top w:val="single" w:sz="4" w:space="0" w:color="BBBBBB"/>
+              <w:left w:val="single" w:sz="4" w:space="0" w:color="BBBBBB"/>
+              <w:bottom w:val="single" w:sz="4" w:space="0" w:color="BBBBBB"/>
+              <w:right w:val="single" w:sz="4" w:space="0" w:color="BBBBBB"/>
+            </w:tcBorders>
+            <w:shd w:val="clear" w:color="auto" w:fill="F5F8FC"/>
+            <w:tcMar>
+              <w:top w:w="80" w:type="dxa"/>
+              <w:left w:w="120" w:type="dxa"/>
+              <w:bottom w:w="80" w:type="dxa"/>
+              <w:right w:w="120" w:type="dxa"/>
+            </w:tcMar>
+            <w:vAlign w:val="center"/>
+          </w:tcPr>
+          <w:p>
+            <w:pPr>
+              <w:spacing w:before="0" w:after="0"/>
+            </w:pPr>
+            <w:r>
+              <w:rPr>
+                <w:color w:val="1A1A2E"/>
+                <w:sz w:val="18"/>
+                <w:szCs w:val="18"/>
+              </w:rPr>
+              <w:t xml:space="preserve">Built (Simulator)</w:t>
+            </w:r>
+          </w:p>
+        </w:tc>
+        <w:tc>
+          <w:tcPr>
+            <w:tcBorders>
+              <w:top w:val="single" w:sz="4" w:space="0" w:color="BBBBBB"/>
+              <w:left w:val="single" w:sz="4" w:space="0" w:color="BBBBBB"/>
+              <w:bottom w:val="single" w:sz="4" w:space="0" w:color="BBBBBB"/>
+              <w:right w:val="single" w:sz="4" w:space="0" w:color="BBBBBB"/>
+            </w:tcBorders>
+            <w:shd w:val="clear" w:color="auto" w:fill="F5F8FC"/>
+            <w:tcMar>
+              <w:top w:w="80" w:type="dxa"/>
+              <w:left w:w="120" w:type="dxa"/>
+              <w:bottom w:w="80" w:type="dxa"/>
+              <w:right w:w="120" w:type="dxa"/>
+            </w:tcMar>
+            <w:vAlign w:val="center"/>
+          </w:tcPr>
+          <w:p>
+            <w:pPr>
+              <w:spacing w:before="0" w:after="0"/>
+            </w:pPr>
+            <w:r>
+              <w:rPr>
+                <w:color w:val="1A1A2E"/>
+                <w:sz w:val="18"/>
+                <w:szCs w:val="18"/>
+              </w:rPr>
+              <w:t xml:space="preserve">query → embedding → cosine similarity → top-K retrieval → Ollama synthesis → source-attributed response via POST /api/v1/ai/doc-query</w:t>
+            </w:r>
+          </w:p>
+        </w:tc>
+      </w:tr>
+      <w:tr>
+        <w:tc>
+          <w:tcPr>
+            <w:tcBorders>
+              <w:top w:val="single" w:sz="4" w:space="0" w:color="BBBBBB"/>
+              <w:left w:val="single" w:sz="4" w:space="0" w:color="BBBBBB"/>
+              <w:bottom w:val="single" w:sz="4" w:space="0" w:color="BBBBBB"/>
+              <w:right w:val="single" w:sz="4" w:space="0" w:color="BBBBBB"/>
+            </w:tcBorders>
+            <w:shd w:val="clear" w:color="auto" w:fill="F5F8FC"/>
+            <w:tcMar>
+              <w:top w:w="80" w:type="dxa"/>
+              <w:left w:w="120" w:type="dxa"/>
+              <w:bottom w:w="80" w:type="dxa"/>
+              <w:right w:w="120" w:type="dxa"/>
+            </w:tcMar>
+            <w:vAlign w:val="center"/>
+          </w:tcPr>
+          <w:p>
+            <w:pPr>
+              <w:spacing w:before="0" w:after="0"/>
+            </w:pPr>
+            <w:r>
+              <w:rPr>
+                <w:color w:val="1A1A2E"/>
+                <w:sz w:val="18"/>
+                <w:szCs w:val="18"/>
+              </w:rPr>
+              <w:t xml:space="preserve">Quick Prompts Library (44 prompts)</w:t>
+            </w:r>
+          </w:p>
+        </w:tc>
+        <w:tc>
+          <w:tcPr>
+            <w:tcBorders>
+              <w:top w:val="single" w:sz="4" w:space="0" w:color="BBBBBB"/>
+              <w:left w:val="single" w:sz="4" w:space="0" w:color="BBBBBB"/>
+              <w:bottom w:val="single" w:sz="4" w:space="0" w:color="BBBBBB"/>
+              <w:right w:val="single" w:sz="4" w:space="0" w:color="BBBBBB"/>
+            </w:tcBorders>
+            <w:shd w:val="clear" w:color="auto" w:fill="F5F8FC"/>
+            <w:tcMar>
+              <w:top w:w="80" w:type="dxa"/>
+              <w:left w:w="120" w:type="dxa"/>
+              <w:bottom w:w="80" w:type="dxa"/>
+              <w:right w:w="120" w:type="dxa"/>
+            </w:tcMar>
+            <w:vAlign w:val="center"/>
+          </w:tcPr>
+          <w:p>
+            <w:pPr>
+              <w:spacing w:before="0" w:after="0"/>
+            </w:pPr>
+            <w:r>
+              <w:rPr>
+                <w:color w:val="1A1A2E"/>
+                <w:sz w:val="18"/>
+                <w:szCs w:val="18"/>
+              </w:rPr>
+              <w:t xml:space="preserve">—</w:t>
+            </w:r>
+          </w:p>
+        </w:tc>
+        <w:tc>
+          <w:tcPr>
+            <w:tcBorders>
+              <w:top w:val="single" w:sz="4" w:space="0" w:color="BBBBBB"/>
+              <w:left w:val="single" w:sz="4" w:space="0" w:color="BBBBBB"/>
+              <w:bottom w:val="single" w:sz="4" w:space="0" w:color="BBBBBB"/>
+              <w:right w:val="single" w:sz="4" w:space="0" w:color="BBBBBB"/>
+            </w:tcBorders>
+            <w:shd w:val="clear" w:color="auto" w:fill="F5F8FC"/>
+            <w:tcMar>
+              <w:top w:w="80" w:type="dxa"/>
+              <w:left w:w="120" w:type="dxa"/>
+              <w:bottom w:w="80" w:type="dxa"/>
+              <w:right w:w="120" w:type="dxa"/>
+            </w:tcMar>
+            <w:vAlign w:val="center"/>
+          </w:tcPr>
+          <w:p>
+            <w:pPr>
+              <w:spacing w:before="0" w:after="0"/>
+            </w:pPr>
+            <w:r>
+              <w:rPr>
+                <w:color w:val="1A1A2E"/>
+                <w:sz w:val="18"/>
+                <w:szCs w:val="18"/>
+              </w:rPr>
+              <w:t xml:space="preserve">BUILT</w:t>
+            </w:r>
+          </w:p>
+        </w:tc>
+        <w:tc>
+          <w:tcPr>
+            <w:tcBorders>
+              <w:top w:val="single" w:sz="4" w:space="0" w:color="BBBBBB"/>
+              <w:left w:val="single" w:sz="4" w:space="0" w:color="BBBBBB"/>
+              <w:bottom w:val="single" w:sz="4" w:space="0" w:color="BBBBBB"/>
+              <w:right w:val="single" w:sz="4" w:space="0" w:color="BBBBBB"/>
+            </w:tcBorders>
+            <w:shd w:val="clear" w:color="auto" w:fill="F5F8FC"/>
+            <w:tcMar>
+              <w:top w:w="80" w:type="dxa"/>
+              <w:left w:w="120" w:type="dxa"/>
+              <w:bottom w:w="80" w:type="dxa"/>
+              <w:right w:w="120" w:type="dxa"/>
+            </w:tcMar>
+            <w:vAlign w:val="center"/>
+          </w:tcPr>
+          <w:p>
+            <w:pPr>
+              <w:spacing w:before="0" w:after="0"/>
+            </w:pPr>
+            <w:r>
+              <w:rPr>
+                <w:color w:val="1A1A2E"/>
+                <w:sz w:val="18"/>
+                <w:szCs w:val="18"/>
+              </w:rPr>
+              <w:t xml:space="preserve">Built (Simulator)</w:t>
+            </w:r>
+          </w:p>
+        </w:tc>
+        <w:tc>
+          <w:tcPr>
+            <w:tcBorders>
+              <w:top w:val="single" w:sz="4" w:space="0" w:color="BBBBBB"/>
+              <w:left w:val="single" w:sz="4" w:space="0" w:color="BBBBBB"/>
+              <w:bottom w:val="single" w:sz="4" w:space="0" w:color="BBBBBB"/>
+              <w:right w:val="single" w:sz="4" w:space="0" w:color="BBBBBB"/>
+            </w:tcBorders>
+            <w:shd w:val="clear" w:color="auto" w:fill="F5F8FC"/>
+            <w:tcMar>
+              <w:top w:w="80" w:type="dxa"/>
+              <w:left w:w="120" w:type="dxa"/>
+              <w:bottom w:w="80" w:type="dxa"/>
+              <w:right w:w="120" w:type="dxa"/>
+            </w:tcMar>
+            <w:vAlign w:val="center"/>
+          </w:tcPr>
+          <w:p>
+            <w:pPr>
+              <w:spacing w:before="0" w:after="0"/>
+            </w:pPr>
+            <w:r>
+              <w:rPr>
+                <w:color w:val="1A1A2E"/>
+                <w:sz w:val="18"/>
+                <w:szCs w:val="18"/>
+              </w:rPr>
+              <w:t xml:space="preserve">44 pre-loaded prompts grouped by D0–D6 document; domain-specific (LOBP ops, SCADA, QC, cybersecurity, LIMS, process mapping)</w:t>
+            </w:r>
+          </w:p>
+        </w:tc>
+      </w:tr>
+      <w:tr>
+        <w:tc>
+          <w:tcPr>
+            <w:tcBorders>
+              <w:top w:val="single" w:sz="4" w:space="0" w:color="BBBBBB"/>
+              <w:left w:val="single" w:sz="4" w:space="0" w:color="BBBBBB"/>
+              <w:bottom w:val="single" w:sz="4" w:space="0" w:color="BBBBBB"/>
+              <w:right w:val="single" w:sz="4" w:space="0" w:color="BBBBBB"/>
+            </w:tcBorders>
+            <w:shd w:val="clear" w:color="auto" w:fill="F5F8FC"/>
+            <w:tcMar>
+              <w:top w:w="80" w:type="dxa"/>
+              <w:left w:w="120" w:type="dxa"/>
+              <w:bottom w:w="80" w:type="dxa"/>
+              <w:right w:w="120" w:type="dxa"/>
+            </w:tcMar>
+            <w:vAlign w:val="center"/>
+          </w:tcPr>
+          <w:p>
+            <w:pPr>
+              <w:spacing w:before="0" w:after="0"/>
+            </w:pPr>
+            <w:r>
+              <w:rPr>
+                <w:color w:val="1A1A2E"/>
+                <w:sz w:val="18"/>
+                <w:szCs w:val="18"/>
+              </w:rPr>
+              <w:t xml:space="preserve">AI Response with Source Attribution</w:t>
+            </w:r>
+          </w:p>
+        </w:tc>
+        <w:tc>
+          <w:tcPr>
+            <w:tcBorders>
+              <w:top w:val="single" w:sz="4" w:space="0" w:color="BBBBBB"/>
+              <w:left w:val="single" w:sz="4" w:space="0" w:color="BBBBBB"/>
+              <w:bottom w:val="single" w:sz="4" w:space="0" w:color="BBBBBB"/>
+              <w:right w:val="single" w:sz="4" w:space="0" w:color="BBBBBB"/>
+            </w:tcBorders>
+            <w:shd w:val="clear" w:color="auto" w:fill="F5F8FC"/>
+            <w:tcMar>
+              <w:top w:w="80" w:type="dxa"/>
+              <w:left w:w="120" w:type="dxa"/>
+              <w:bottom w:w="80" w:type="dxa"/>
+              <w:right w:w="120" w:type="dxa"/>
+            </w:tcMar>
+            <w:vAlign w:val="center"/>
+          </w:tcPr>
+          <w:p>
+            <w:pPr>
+              <w:spacing w:before="0" w:after="0"/>
+            </w:pPr>
+            <w:r>
+              <w:rPr>
+                <w:color w:val="1A1A2E"/>
+                <w:sz w:val="18"/>
+                <w:szCs w:val="18"/>
+              </w:rPr>
+              <w:t xml:space="preserve">—</w:t>
+            </w:r>
+          </w:p>
+        </w:tc>
+        <w:tc>
+          <w:tcPr>
+            <w:tcBorders>
+              <w:top w:val="single" w:sz="4" w:space="0" w:color="BBBBBB"/>
+              <w:left w:val="single" w:sz="4" w:space="0" w:color="BBBBBB"/>
+              <w:bottom w:val="single" w:sz="4" w:space="0" w:color="BBBBBB"/>
+              <w:right w:val="single" w:sz="4" w:space="0" w:color="BBBBBB"/>
+            </w:tcBorders>
+            <w:shd w:val="clear" w:color="auto" w:fill="F5F8FC"/>
+            <w:tcMar>
+              <w:top w:w="80" w:type="dxa"/>
+              <w:left w:w="120" w:type="dxa"/>
+              <w:bottom w:w="80" w:type="dxa"/>
+              <w:right w:w="120" w:type="dxa"/>
+            </w:tcMar>
+            <w:vAlign w:val="center"/>
+          </w:tcPr>
+          <w:p>
+            <w:pPr>
+              <w:spacing w:before="0" w:after="0"/>
+            </w:pPr>
+            <w:r>
+              <w:rPr>
+                <w:color w:val="1A1A2E"/>
+                <w:sz w:val="18"/>
+                <w:szCs w:val="18"/>
+              </w:rPr>
+              <w:t xml:space="preserve">BUILT</w:t>
+            </w:r>
+          </w:p>
+        </w:tc>
+        <w:tc>
+          <w:tcPr>
+            <w:tcBorders>
+              <w:top w:val="single" w:sz="4" w:space="0" w:color="BBBBBB"/>
+              <w:left w:val="single" w:sz="4" w:space="0" w:color="BBBBBB"/>
+              <w:bottom w:val="single" w:sz="4" w:space="0" w:color="BBBBBB"/>
+              <w:right w:val="single" w:sz="4" w:space="0" w:color="BBBBBB"/>
+            </w:tcBorders>
+            <w:shd w:val="clear" w:color="auto" w:fill="F5F8FC"/>
+            <w:tcMar>
+              <w:top w:w="80" w:type="dxa"/>
+              <w:left w:w="120" w:type="dxa"/>
+              <w:bottom w:w="80" w:type="dxa"/>
+              <w:right w:w="120" w:type="dxa"/>
+            </w:tcMar>
+            <w:vAlign w:val="center"/>
+          </w:tcPr>
+          <w:p>
+            <w:pPr>
+              <w:spacing w:before="0" w:after="0"/>
+            </w:pPr>
+            <w:r>
+              <w:rPr>
+                <w:color w:val="1A1A2E"/>
+                <w:sz w:val="18"/>
+                <w:szCs w:val="18"/>
+              </w:rPr>
+              <w:t xml:space="preserve">Built (Simulator)</w:t>
+            </w:r>
+          </w:p>
+        </w:tc>
+        <w:tc>
+          <w:tcPr>
+            <w:tcBorders>
+              <w:top w:val="single" w:sz="4" w:space="0" w:color="BBBBBB"/>
+              <w:left w:val="single" w:sz="4" w:space="0" w:color="BBBBBB"/>
+              <w:bottom w:val="single" w:sz="4" w:space="0" w:color="BBBBBB"/>
+              <w:right w:val="single" w:sz="4" w:space="0" w:color="BBBBBB"/>
+            </w:tcBorders>
+            <w:shd w:val="clear" w:color="auto" w:fill="F5F8FC"/>
+            <w:tcMar>
+              <w:top w:w="80" w:type="dxa"/>
+              <w:left w:w="120" w:type="dxa"/>
+              <w:bottom w:w="80" w:type="dxa"/>
+              <w:right w:w="120" w:type="dxa"/>
+            </w:tcMar>
+            <w:vAlign w:val="center"/>
+          </w:tcPr>
+          <w:p>
+            <w:pPr>
+              <w:spacing w:before="0" w:after="0"/>
+            </w:pPr>
+            <w:r>
+              <w:rPr>
+                <w:color w:val="1A1A2E"/>
+                <w:sz w:val="18"/>
+                <w:szCs w:val="18"/>
+              </w:rPr>
+              <w:t xml:space="preserve">Real-time typing animation; cited source documents rendered as named document cards with title and section reference per response</w:t>
+            </w:r>
+          </w:p>
+        </w:tc>
+      </w:tr>
+      <w:tr>
+        <w:tc>
+          <w:tcPr>
+            <w:tcBorders>
+              <w:top w:val="single" w:sz="4" w:space="0" w:color="BBBBBB"/>
+              <w:left w:val="single" w:sz="4" w:space="0" w:color="BBBBBB"/>
+              <w:bottom w:val="single" w:sz="4" w:space="0" w:color="BBBBBB"/>
+              <w:right w:val="single" w:sz="4" w:space="0" w:color="BBBBBB"/>
+            </w:tcBorders>
+            <w:shd w:val="clear" w:color="auto" w:fill="F5F8FC"/>
+            <w:tcMar>
+              <w:top w:w="80" w:type="dxa"/>
+              <w:left w:w="120" w:type="dxa"/>
+              <w:bottom w:w="80" w:type="dxa"/>
+              <w:right w:w="120" w:type="dxa"/>
+            </w:tcMar>
+            <w:vAlign w:val="center"/>
+          </w:tcPr>
+          <w:p>
+            <w:pPr>
+              <w:spacing w:before="0" w:after="0"/>
+            </w:pPr>
+            <w:r>
+              <w:rPr>
+                <w:color w:val="1A1A2E"/>
+                <w:sz w:val="18"/>
+                <w:szCs w:val="18"/>
+              </w:rPr>
+              <w:t xml:space="preserve">Knowledge Base Status Tracker</w:t>
+            </w:r>
+          </w:p>
+        </w:tc>
+        <w:tc>
+          <w:tcPr>
+            <w:tcBorders>
+              <w:top w:val="single" w:sz="4" w:space="0" w:color="BBBBBB"/>
+              <w:left w:val="single" w:sz="4" w:space="0" w:color="BBBBBB"/>
+              <w:bottom w:val="single" w:sz="4" w:space="0" w:color="BBBBBB"/>
+              <w:right w:val="single" w:sz="4" w:space="0" w:color="BBBBBB"/>
+            </w:tcBorders>
+            <w:shd w:val="clear" w:color="auto" w:fill="F5F8FC"/>
+            <w:tcMar>
+              <w:top w:w="80" w:type="dxa"/>
+              <w:left w:w="120" w:type="dxa"/>
+              <w:bottom w:w="80" w:type="dxa"/>
+              <w:right w:w="120" w:type="dxa"/>
+            </w:tcMar>
+            <w:vAlign w:val="center"/>
+          </w:tcPr>
+          <w:p>
+            <w:pPr>
+              <w:spacing w:before="0" w:after="0"/>
+            </w:pPr>
+            <w:r>
+              <w:rPr>
+                <w:color w:val="1A1A2E"/>
+                <w:sz w:val="18"/>
+                <w:szCs w:val="18"/>
+              </w:rPr>
+              <w:t xml:space="preserve">—</w:t>
+            </w:r>
+          </w:p>
+        </w:tc>
+        <w:tc>
+          <w:tcPr>
+            <w:tcBorders>
+              <w:top w:val="single" w:sz="4" w:space="0" w:color="BBBBBB"/>
+              <w:left w:val="single" w:sz="4" w:space="0" w:color="BBBBBB"/>
+              <w:bottom w:val="single" w:sz="4" w:space="0" w:color="BBBBBB"/>
+              <w:right w:val="single" w:sz="4" w:space="0" w:color="BBBBBB"/>
+            </w:tcBorders>
+            <w:shd w:val="clear" w:color="auto" w:fill="F5F8FC"/>
+            <w:tcMar>
+              <w:top w:w="80" w:type="dxa"/>
+              <w:left w:w="120" w:type="dxa"/>
+              <w:bottom w:w="80" w:type="dxa"/>
+              <w:right w:w="120" w:type="dxa"/>
+            </w:tcMar>
+            <w:vAlign w:val="center"/>
+          </w:tcPr>
+          <w:p>
+            <w:pPr>
+              <w:spacing w:before="0" w:after="0"/>
+            </w:pPr>
+            <w:r>
+              <w:rPr>
+                <w:color w:val="1A1A2E"/>
+                <w:sz w:val="18"/>
+                <w:szCs w:val="18"/>
+              </w:rPr>
+              <w:t xml:space="preserve">BUILT</w:t>
+            </w:r>
+          </w:p>
+        </w:tc>
+        <w:tc>
+          <w:tcPr>
+            <w:tcBorders>
+              <w:top w:val="single" w:sz="4" w:space="0" w:color="BBBBBB"/>
+              <w:left w:val="single" w:sz="4" w:space="0" w:color="BBBBBB"/>
+              <w:bottom w:val="single" w:sz="4" w:space="0" w:color="BBBBBB"/>
+              <w:right w:val="single" w:sz="4" w:space="0" w:color="BBBBBB"/>
+            </w:tcBorders>
+            <w:shd w:val="clear" w:color="auto" w:fill="F5F8FC"/>
+            <w:tcMar>
+              <w:top w:w="80" w:type="dxa"/>
+              <w:left w:w="120" w:type="dxa"/>
+              <w:bottom w:w="80" w:type="dxa"/>
+              <w:right w:w="120" w:type="dxa"/>
+            </w:tcMar>
+            <w:vAlign w:val="center"/>
+          </w:tcPr>
+          <w:p>
+            <w:pPr>
+              <w:spacing w:before="0" w:after="0"/>
+            </w:pPr>
+            <w:r>
+              <w:rPr>
+                <w:color w:val="1A1A2E"/>
+                <w:sz w:val="18"/>
+                <w:szCs w:val="18"/>
+              </w:rPr>
+              <w:t xml:space="preserve">Built (Simulator)</w:t>
+            </w:r>
+          </w:p>
+        </w:tc>
+        <w:tc>
+          <w:tcPr>
+            <w:tcBorders>
+              <w:top w:val="single" w:sz="4" w:space="0" w:color="BBBBBB"/>
+              <w:left w:val="single" w:sz="4" w:space="0" w:color="BBBBBB"/>
+              <w:bottom w:val="single" w:sz="4" w:space="0" w:color="BBBBBB"/>
+              <w:right w:val="single" w:sz="4" w:space="0" w:color="BBBBBB"/>
+            </w:tcBorders>
+            <w:shd w:val="clear" w:color="auto" w:fill="F5F8FC"/>
+            <w:tcMar>
+              <w:top w:w="80" w:type="dxa"/>
+              <w:left w:w="120" w:type="dxa"/>
+              <w:bottom w:w="80" w:type="dxa"/>
+              <w:right w:w="120" w:type="dxa"/>
+            </w:tcMar>
+            <w:vAlign w:val="center"/>
+          </w:tcPr>
+          <w:p>
+            <w:pPr>
+              <w:spacing w:before="0" w:after="0"/>
+            </w:pPr>
+            <w:r>
+              <w:rPr>
+                <w:color w:val="1A1A2E"/>
+                <w:sz w:val="18"/>
+                <w:szCs w:val="18"/>
+              </w:rPr>
+              <w:t xml:space="preserve">GET /api/v1/ai/doc-status: per-document chunk count &amp; embedding status; displayed as live status panel in UI</w:t>
+            </w:r>
+          </w:p>
+        </w:tc>
+      </w:tr>
+    </w:tbl>
+    <w:p>
+      <w:pPr>
+        <w:spacing w:before="80" w:after="80"/>
+      </w:pPr>
+    </w:p>
+    <w:p>
+      <w:pPr>
+        <w:shd w:val="clear" w:color="auto" w:fill="EEF4F8"/>
+        <w:spacing w:before="120" w:after="40"/>
+        <w:ind w:left="200" w:right="200"/>
+      </w:pPr>
+      <w:r>
+        <w:rPr>
+          <w:b/>
+          <w:bCs/>
+          <w:color w:val="0B3D91"/>
+          <w:sz w:val="22"/>
+          <w:szCs w:val="22"/>
+        </w:rPr>
+        <w:t>A.5  Alignment with Existing Lifecycle Phases</w:t>
+      </w:r>
+    </w:p>
+    <w:p>
+      <w:pPr>
+        <w:spacing w:before="60" w:after="60"/>
+        <w:ind w:left="400" w:right="200"/>
+      </w:pPr>
+      <w:r>
+        <w:rPr>
+          <w:sz w:val="20"/>
+          <w:szCs w:val="20"/>
+        </w:rPr>
+        <w:t xml:space="preserve">The Document Assistant pre-delivers elements of two lifecycle deliverables that are formally scoped in Phase 8:</w:t>
+      </w:r>
+    </w:p>
+    <w:p>
+      <w:pPr>
+        <w:spacing w:before="40" w:after="40"/>
+        <w:ind w:left="600" w:right="200"/>
+      </w:pPr>
+      <w:r>
+        <w:rPr>
+          <w:b/>
+          <w:sz w:val="20"/>
+          <w:szCs w:val="20"/>
+        </w:rPr>
+        <w:t xml:space="preserve">Claude API (P8, §9.1 Act.3):  </w:t>
+      </w:r>
+      <w:r>
+        <w:rPr>
+          <w:sz w:val="20"/>
+          <w:szCs w:val="20"/>
+        </w:rPr>
+        <w:t xml:space="preserve">Current: Ollama local LLM. Phase 8 upgrade path: replace Ollama with Claude API (api.anthropic.com) for higher-quality synthesis and streaming responses.</w:t>
+      </w:r>
+    </w:p>
+    <w:p>
+      <w:pPr>
+        <w:spacing w:before="40" w:after="40"/>
+        <w:ind w:left="600" w:right="200"/>
+      </w:pPr>
+      <w:r>
+        <w:rPr>
+          <w:b/>
+          <w:sz w:val="20"/>
+          <w:szCs w:val="20"/>
+        </w:rPr>
+        <w:t xml:space="preserve">Compliance-Ready Vault (P8 Pillar):  </w:t>
+      </w:r>
+      <w:r>
+        <w:rPr>
+          <w:sz w:val="20"/>
+          <w:szCs w:val="20"/>
+        </w:rPr>
+        <w:t xml:space="preserve">The Document Assistant can serve as the front-end for the IEC 62443 / GAMP 5 / ASTM / ISO standards library referenced in the Compliance-Ready Vault foundational pillar, subject to expanding the D0–D6 corpus to include those standards.</w:t>
+      </w:r>
+    </w:p>
+    <w:p>
+      <w:pPr>
+        <w:spacing w:before="40" w:after="40"/>
+        <w:ind w:left="600" w:right="200"/>
+      </w:pPr>
+      <w:r>
+        <w:rPr>
+          <w:b/>
+          <w:sz w:val="20"/>
+          <w:szCs w:val="20"/>
+        </w:rPr>
+        <w:t xml:space="preserve">LIMS Integration (P4):  </w:t>
+      </w:r>
+      <w:r>
+        <w:rPr>
+          <w:sz w:val="20"/>
+          <w:szCs w:val="20"/>
+        </w:rPr>
+        <w:t xml:space="preserve">Ingest signed-off LIMS batch reports into D1/D5; auto-reindex on LIMS webhook, enabling queries against real batch quality results.</w:t>
+      </w:r>
+    </w:p>
+    <w:p>
+      <w:pPr>
+        <w:spacing w:before="40" w:after="40"/>
+        <w:ind w:left="600" w:right="200"/>
+      </w:pPr>
+      <w:r>
+        <w:rPr>
+          <w:b/>
+          <w:sz w:val="20"/>
+          <w:szCs w:val="20"/>
+        </w:rPr>
+        <w:t xml:space="preserve">MES / ERP Sync (P5):  </w:t>
+      </w:r>
+      <w:r>
+        <w:rPr>
+          <w:sz w:val="20"/>
+          <w:szCs w:val="20"/>
+        </w:rPr>
+        <w:t xml:space="preserve">Pull live SAP PP-PI master recipes into D1 knowledge base; retire static seed document when ERP sync is operational.</w:t>
+      </w:r>
+    </w:p>
+    <w:p>
+      <w:pPr>
+        <w:spacing w:before="80" w:after="80"/>
       </w:pPr>
     </w:p>
     <w:p>
